--- a/reseñas/Lunas Room/reseña.docx
+++ b/reseñas/Lunas Room/reseña.docx
@@ -4,7 +4,7 @@
   <w:body>
     <w:p>
       <w:pPr>
-        <w:pStyle w:val="Cuerpo"/>
+        <w:pStyle w:val="Cuerpo A"/>
         <w:jc w:val="both"/>
       </w:pPr>
       <w:r>
@@ -45,7 +45,7 @@
     </w:p>
     <w:p>
       <w:pPr>
-        <w:pStyle w:val="Cuerpo"/>
+        <w:pStyle w:val="Cuerpo A"/>
         <w:jc w:val="both"/>
       </w:pPr>
       <w:r>
@@ -78,7 +78,7 @@
       </w:r>
       <w:r>
         <w:rPr>
-          <w:rStyle w:val="Ninguno"/>
+          <w:rStyle w:val="Ninguno A"/>
           <w:rtl w:val="0"/>
         </w:rPr>
         <w:t>: 2026</w:t>
@@ -86,7 +86,7 @@
     </w:p>
     <w:p>
       <w:pPr>
-        <w:pStyle w:val="Cuerpo"/>
+        <w:pStyle w:val="Cuerpo A"/>
         <w:jc w:val="both"/>
       </w:pPr>
       <w:r>
@@ -120,7 +120,7 @@
       </w:r>
       <w:r>
         <w:rPr>
-          <w:rStyle w:val="Ninguno"/>
+          <w:rStyle w:val="Ninguno A"/>
           <w:rtl w:val="0"/>
         </w:rPr>
         <w:t>: Drama, misterio</w:t>
@@ -128,7 +128,7 @@
     </w:p>
     <w:p>
       <w:pPr>
-        <w:pStyle w:val="Cuerpo"/>
+        <w:pStyle w:val="Cuerpo A"/>
         <w:jc w:val="both"/>
       </w:pPr>
       <w:r>
@@ -151,7 +151,7 @@
     </w:p>
     <w:p>
       <w:pPr>
-        <w:pStyle w:val="Cuerpo"/>
+        <w:pStyle w:val="Cuerpo A"/>
         <w:jc w:val="both"/>
       </w:pPr>
       <w:r>
@@ -175,7 +175,7 @@
     </w:p>
     <w:p>
       <w:pPr>
-        <w:pStyle w:val="Cuerpo"/>
+        <w:pStyle w:val="Cuerpo A"/>
         <w:jc w:val="both"/>
       </w:pPr>
       <w:r>
@@ -199,7 +199,7 @@
     </w:p>
     <w:p>
       <w:pPr>
-        <w:pStyle w:val="Cuerpo"/>
+        <w:pStyle w:val="Cuerpo A"/>
         <w:jc w:val="both"/>
       </w:pPr>
       <w:r>
@@ -241,7 +241,7 @@
       </w:r>
       <w:r>
         <w:rPr>
-          <w:rStyle w:val="Ninguno"/>
+          <w:rStyle w:val="Ninguno A"/>
           <w:rtl w:val="0"/>
         </w:rPr>
         <w:t>á</w:t>
@@ -257,7 +257,7 @@
     </w:p>
     <w:p>
       <w:pPr>
-        <w:pStyle w:val="Cuerpo"/>
+        <w:pStyle w:val="Cuerpo A"/>
         <w:jc w:val="both"/>
       </w:pPr>
       <w:r>
@@ -281,7 +281,7 @@
     </w:p>
     <w:p>
       <w:pPr>
-        <w:pStyle w:val="Cuerpo"/>
+        <w:pStyle w:val="Cuerpo A"/>
         <w:jc w:val="both"/>
       </w:pPr>
       <w:r>
@@ -351,14 +351,14 @@
       </w:r>
       <w:r>
         <w:rPr>
-          <w:rStyle w:val="Ninguno"/>
+          <w:rStyle w:val="Ninguno A"/>
           <w:rtl w:val="0"/>
         </w:rPr>
         <w:t>á</w:t>
       </w:r>
       <w:r>
         <w:rPr>
-          <w:rStyle w:val="Ninguno"/>
+          <w:rStyle w:val="Ninguno A"/>
           <w:rtl w:val="0"/>
         </w:rPr>
         <w:t>n</w:t>
@@ -366,8 +366,12 @@
     </w:p>
     <w:p>
       <w:pPr>
-        <w:pStyle w:val="Cuerpo"/>
-        <w:jc w:val="both"/>
+        <w:pStyle w:val="Cuerpo A"/>
+        <w:jc w:val="both"/>
+        <w:rPr>
+          <w:rStyle w:val="Ninguno"/>
+          <w:lang w:val="en-US"/>
+        </w:rPr>
       </w:pPr>
       <w:r>
         <w:rPr>
@@ -384,231 +388,241 @@
           <w:rtl w:val="0"/>
           <w:lang w:val="en-US"/>
         </w:rPr>
-        <w:t>: https://store.steampowered.com/app/4522280/Lunas_Room/</w:t>
-      </w:r>
-    </w:p>
-    <w:p>
-      <w:pPr>
-        <w:pStyle w:val="Cuerpo"/>
+        <w:t xml:space="preserve">: </w:t>
+      </w:r>
+      <w:r>
+        <w:rPr>
+          <w:rStyle w:val="Hyperlink.0"/>
+        </w:rPr>
+        <w:fldChar w:fldCharType="begin" w:fldLock="0"/>
+      </w:r>
+      <w:r>
+        <w:rPr>
+          <w:rStyle w:val="Hyperlink.0"/>
+        </w:rPr>
+        <w:instrText xml:space="preserve"> HYPERLINK "https://store.steampowered.com/app/4522280/Lunas_Room/"</w:instrText>
+      </w:r>
+      <w:r>
+        <w:rPr>
+          <w:rStyle w:val="Hyperlink.0"/>
+        </w:rPr>
+        <w:fldChar w:fldCharType="separate" w:fldLock="0"/>
+      </w:r>
+      <w:r>
+        <w:rPr>
+          <w:rStyle w:val="Hyperlink.0"/>
+          <w:rtl w:val="0"/>
+          <w:lang w:val="en-US"/>
+        </w:rPr>
+        <w:t>https://store.steampowered.com/app/4522280/Lunas_Room/</w:t>
+      </w:r>
+      <w:r>
+        <w:rPr/>
+        <w:fldChar w:fldCharType="end" w:fldLock="0"/>
+      </w:r>
+    </w:p>
+    <w:p>
+      <w:pPr>
+        <w:pStyle w:val="Cuerpo A"/>
         <w:jc w:val="both"/>
         <w:rPr>
           <w:rStyle w:val="Ninguno"/>
           <w:b w:val="1"/>
           <w:bCs w:val="1"/>
-        </w:rPr>
-      </w:pPr>
-    </w:p>
-    <w:p>
-      <w:pPr>
-        <w:pStyle w:val="Cuerpo"/>
-        <w:jc w:val="both"/>
-      </w:pPr>
-      <w:r>
-        <w:rPr>
-          <w:rStyle w:val="Ninguno"/>
-          <w:rtl w:val="0"/>
-          <w:lang w:val="es-ES_tradnl"/>
-        </w:rPr>
-        <w:t>Normalmente me gusta empezar a escribir una rese</w:t>
-      </w:r>
-      <w:r>
-        <w:rPr>
-          <w:rStyle w:val="Ninguno"/>
-          <w:rtl w:val="0"/>
-          <w:lang w:val="es-ES_tradnl"/>
-        </w:rPr>
-        <w:t>ñ</w:t>
-      </w:r>
-      <w:r>
-        <w:rPr>
-          <w:rStyle w:val="Ninguno"/>
-          <w:rtl w:val="0"/>
-          <w:lang w:val="es-ES_tradnl"/>
-        </w:rPr>
-        <w:t>a nada m</w:t>
-      </w:r>
-      <w:r>
-        <w:rPr>
-          <w:rStyle w:val="Ninguno"/>
-          <w:rtl w:val="0"/>
-        </w:rPr>
-        <w:t>á</w:t>
-      </w:r>
-      <w:r>
-        <w:rPr>
-          <w:rStyle w:val="Ninguno"/>
-          <w:rtl w:val="0"/>
-          <w:lang w:val="es-ES_tradnl"/>
-        </w:rPr>
-        <w:t>s terminar el juego en cuesti</w:t>
-      </w:r>
-      <w:r>
-        <w:rPr>
-          <w:rStyle w:val="Ninguno"/>
-          <w:rtl w:val="0"/>
-          <w:lang w:val="es-ES_tradnl"/>
-        </w:rPr>
-        <w:t>ó</w:t>
-      </w:r>
-      <w:r>
-        <w:rPr>
-          <w:rStyle w:val="Ninguno"/>
-          <w:rtl w:val="0"/>
-          <w:lang w:val="es-ES_tradnl"/>
-        </w:rPr>
-        <w:t>n, al menos plasmar las primeras ideas, porque lo tengo m</w:t>
-      </w:r>
-      <w:r>
-        <w:rPr>
-          <w:rStyle w:val="Ninguno"/>
-          <w:rtl w:val="0"/>
-        </w:rPr>
-        <w:t>á</w:t>
-      </w:r>
-      <w:r>
-        <w:rPr>
-          <w:rStyle w:val="Ninguno"/>
-          <w:rtl w:val="0"/>
-          <w:lang w:val="es-ES_tradnl"/>
-        </w:rPr>
-        <w:t>s fresco y las ideas est</w:t>
-      </w:r>
-      <w:r>
-        <w:rPr>
-          <w:rStyle w:val="Ninguno"/>
-          <w:rtl w:val="0"/>
-        </w:rPr>
-        <w:t>á</w:t>
-      </w:r>
-      <w:r>
-        <w:rPr>
-          <w:rStyle w:val="Ninguno"/>
-          <w:rtl w:val="0"/>
-          <w:lang w:val="es-ES_tradnl"/>
-        </w:rPr>
-        <w:t>n ah</w:t>
-      </w:r>
-      <w:r>
-        <w:rPr>
-          <w:rStyle w:val="Ninguno"/>
-          <w:rtl w:val="0"/>
-        </w:rPr>
-        <w:t>í</w:t>
-      </w:r>
-      <w:r>
-        <w:rPr>
-          <w:rStyle w:val="Ninguno"/>
-          <w:rtl w:val="0"/>
-          <w:lang w:val="es-ES_tradnl"/>
-        </w:rPr>
-        <w:t>, como que salen pr</w:t>
-      </w:r>
-      <w:r>
-        <w:rPr>
-          <w:rStyle w:val="Ninguno"/>
-          <w:rtl w:val="0"/>
-        </w:rPr>
-        <w:t>á</w:t>
-      </w:r>
-      <w:r>
-        <w:rPr>
-          <w:rStyle w:val="Ninguno"/>
-          <w:rtl w:val="0"/>
-          <w:lang w:val="es-ES_tradnl"/>
-        </w:rPr>
-        <w:t>cticamente solas. Pero en este caso no ha sido as</w:t>
-      </w:r>
-      <w:r>
-        <w:rPr>
-          <w:rStyle w:val="Ninguno"/>
-          <w:rtl w:val="0"/>
-        </w:rPr>
-        <w:t>í</w:t>
-      </w:r>
-      <w:r>
-        <w:rPr>
-          <w:rStyle w:val="Ninguno"/>
-          <w:rtl w:val="0"/>
-        </w:rPr>
-        <w:t>.</w:t>
-      </w:r>
-    </w:p>
-    <w:p>
-      <w:pPr>
-        <w:pStyle w:val="Cuerpo"/>
-        <w:jc w:val="both"/>
-      </w:pPr>
-      <w:r>
-        <w:rPr>
-          <w:rStyle w:val="Ninguno"/>
-          <w:rtl w:val="0"/>
-          <w:lang w:val="it-IT"/>
-        </w:rPr>
-        <w:t>Termin</w:t>
-      </w:r>
-      <w:r>
-        <w:rPr>
-          <w:rStyle w:val="Ninguno"/>
-          <w:rtl w:val="0"/>
-          <w:lang w:val="fr-FR"/>
-        </w:rPr>
-        <w:t xml:space="preserve">é </w:t>
-      </w:r>
+          <w:lang w:val="en-US"/>
+        </w:rPr>
+      </w:pPr>
       <w:r>
         <w:rPr>
           <w:rStyle w:val="Ninguno"/>
           <w:b w:val="1"/>
           <w:bCs w:val="1"/>
           <w:rtl w:val="0"/>
-          <w:lang w:val="it-IT"/>
-        </w:rPr>
-        <w:t>Luna</w:t>
+          <w:lang w:val="en-US"/>
+        </w:rPr>
+        <w:t>CAAD</w:t>
       </w:r>
       <w:r>
         <w:rPr>
           <w:rStyle w:val="Ninguno"/>
           <w:b w:val="1"/>
           <w:bCs w:val="1"/>
-          <w:rtl w:val="1"/>
-        </w:rPr>
-        <w:t>’</w:t>
-      </w:r>
+          <w:rtl w:val="0"/>
+          <w:lang w:val="es-ES_tradnl"/>
+        </w:rPr>
+        <w:t xml:space="preserve">: </w:t>
+      </w:r>
+      <w:r>
+        <w:rPr>
+          <w:rStyle w:val="Ninguno"/>
+          <w:b w:val="0"/>
+          <w:bCs w:val="0"/>
+          <w:rtl w:val="0"/>
+          <w:lang w:val="es-ES_tradnl"/>
+        </w:rPr>
+        <w:t>Esta rese</w:t>
+      </w:r>
+      <w:r>
+        <w:rPr>
+          <w:rStyle w:val="Ninguno"/>
+          <w:b w:val="0"/>
+          <w:bCs w:val="0"/>
+          <w:rtl w:val="0"/>
+          <w:lang w:val="es-ES_tradnl"/>
+        </w:rPr>
+        <w:t>ñ</w:t>
+      </w:r>
+      <w:r>
+        <w:rPr>
+          <w:rStyle w:val="Ninguno"/>
+          <w:b w:val="0"/>
+          <w:bCs w:val="0"/>
+          <w:rtl w:val="0"/>
+          <w:lang w:val="es-ES_tradnl"/>
+        </w:rPr>
+        <w:t>a apareci</w:t>
+      </w:r>
+      <w:r>
+        <w:rPr>
+          <w:rStyle w:val="Ninguno"/>
+          <w:b w:val="0"/>
+          <w:bCs w:val="0"/>
+          <w:rtl w:val="0"/>
+          <w:lang w:val="es-ES_tradnl"/>
+        </w:rPr>
+        <w:t xml:space="preserve">ó </w:t>
+      </w:r>
+      <w:r>
+        <w:rPr>
+          <w:rStyle w:val="Ninguno"/>
+          <w:b w:val="0"/>
+          <w:bCs w:val="0"/>
+          <w:rtl w:val="0"/>
+          <w:lang w:val="es-ES_tradnl"/>
+        </w:rPr>
+        <w:t>en el CAAD n</w:t>
+      </w:r>
+      <w:r>
+        <w:rPr>
+          <w:rStyle w:val="Ninguno"/>
+          <w:b w:val="0"/>
+          <w:bCs w:val="0"/>
+          <w:rtl w:val="0"/>
+          <w:lang w:val="es-ES_tradnl"/>
+        </w:rPr>
+        <w:t>ú</w:t>
+      </w:r>
+      <w:r>
+        <w:rPr>
+          <w:rStyle w:val="Ninguno"/>
+          <w:b w:val="0"/>
+          <w:bCs w:val="0"/>
+          <w:rtl w:val="0"/>
+          <w:lang w:val="es-ES_tradnl"/>
+        </w:rPr>
+        <w:t>mero 72</w:t>
+      </w:r>
+    </w:p>
+    <w:p>
+      <w:pPr>
+        <w:pStyle w:val="Cuerpo A"/>
+        <w:jc w:val="both"/>
+        <w:rPr>
+          <w:rStyle w:val="Ninguno"/>
+          <w:lang w:val="en-US"/>
+        </w:rPr>
+      </w:pPr>
       <w:r>
         <w:rPr>
           <w:rStyle w:val="Ninguno"/>
           <w:b w:val="1"/>
           <w:bCs w:val="1"/>
           <w:rtl w:val="0"/>
-          <w:lang w:val="nl-NL"/>
-        </w:rPr>
-        <w:t>s Room</w:t>
-      </w:r>
-      <w:r>
-        <w:rPr>
-          <w:rStyle w:val="Ninguno"/>
-          <w:rtl w:val="0"/>
-          <w:lang w:val="es-ES_tradnl"/>
-        </w:rPr>
-        <w:t xml:space="preserve"> cerca de las doce de la noche y decid</w:t>
-      </w:r>
-      <w:r>
-        <w:rPr>
-          <w:rStyle w:val="Ninguno"/>
-          <w:rtl w:val="0"/>
-        </w:rPr>
-        <w:t xml:space="preserve">í </w:t>
-      </w:r>
-      <w:r>
-        <w:rPr>
-          <w:rStyle w:val="Ninguno"/>
-          <w:rtl w:val="0"/>
-          <w:lang w:val="es-ES_tradnl"/>
-        </w:rPr>
-        <w:t>dejarlo reposar, consultarlo con la almohada, como se suele decir. Porque ya os aviso, es un juego que deja poso. Tiene un mensaje muy bonito, pero dentro de una tem</w:t>
-      </w:r>
-      <w:r>
-        <w:rPr>
-          <w:rStyle w:val="Ninguno"/>
+          <w:lang w:val="en-US"/>
+        </w:rPr>
+        <w:t>ENLACE CAAD</w:t>
+      </w:r>
+      <w:r>
+        <w:rPr>
+          <w:rStyle w:val="Ninguno"/>
+          <w:rtl w:val="0"/>
+          <w:lang w:val="es-ES_tradnl"/>
+        </w:rPr>
+        <w:t xml:space="preserve">: </w:t>
+      </w:r>
+      <w:r>
+        <w:rPr>
+          <w:rStyle w:val="Hyperlink.0"/>
+        </w:rPr>
+        <w:fldChar w:fldCharType="begin" w:fldLock="0"/>
+      </w:r>
+      <w:r>
+        <w:rPr>
+          <w:rStyle w:val="Hyperlink.0"/>
+        </w:rPr>
+        <w:instrText xml:space="preserve"> HYPERLINK "https://wiki.caad.es/CAAD_72"</w:instrText>
+      </w:r>
+      <w:r>
+        <w:rPr>
+          <w:rStyle w:val="Hyperlink.0"/>
+        </w:rPr>
+        <w:fldChar w:fldCharType="separate" w:fldLock="0"/>
+      </w:r>
+      <w:r>
+        <w:rPr>
+          <w:rStyle w:val="Hyperlink.0"/>
+          <w:rtl w:val="0"/>
+          <w:lang w:val="en-US"/>
+        </w:rPr>
+        <w:t>https://wiki.caad.es/CAAD_72</w:t>
+      </w:r>
+      <w:r>
+        <w:rPr/>
+        <w:fldChar w:fldCharType="end" w:fldLock="0"/>
+      </w:r>
+    </w:p>
+    <w:p>
+      <w:pPr>
+        <w:pStyle w:val="Cuerpo A"/>
+        <w:jc w:val="both"/>
+        <w:rPr>
+          <w:rStyle w:val="Ninguno"/>
+          <w:lang w:val="en-US"/>
+        </w:rPr>
+      </w:pPr>
+    </w:p>
+    <w:p>
+      <w:pPr>
+        <w:pStyle w:val="Cuerpo A"/>
+        <w:jc w:val="both"/>
+      </w:pPr>
+      <w:r>
+        <w:rPr>
+          <w:rStyle w:val="Ninguno"/>
+          <w:rtl w:val="0"/>
+          <w:lang w:val="es-ES_tradnl"/>
+        </w:rPr>
+        <w:t>Normalmente me gusta empezar a escribir una rese</w:t>
+      </w:r>
+      <w:r>
+        <w:rPr>
+          <w:rStyle w:val="Ninguno"/>
+          <w:rtl w:val="0"/>
+          <w:lang w:val="es-ES_tradnl"/>
+        </w:rPr>
+        <w:t>ñ</w:t>
+      </w:r>
+      <w:r>
+        <w:rPr>
+          <w:rStyle w:val="Ninguno"/>
+          <w:rtl w:val="0"/>
+          <w:lang w:val="es-ES_tradnl"/>
+        </w:rPr>
+        <w:t>a nada m</w:t>
+      </w:r>
+      <w:r>
+        <w:rPr>
+          <w:rStyle w:val="Ninguno A"/>
           <w:rtl w:val="0"/>
         </w:rPr>
         <w:t>á</w:t>
@@ -619,54 +633,57 @@
           <w:rtl w:val="0"/>
           <w:lang w:val="es-ES_tradnl"/>
         </w:rPr>
-        <w:t>tica bastante adulta y dura.</w:t>
-      </w:r>
-    </w:p>
-    <w:p>
-      <w:pPr>
-        <w:pStyle w:val="Cuerpo"/>
-        <w:jc w:val="both"/>
-      </w:pPr>
-      <w:r>
-        <w:rPr>
-          <w:rStyle w:val="Ninguno"/>
-          <w:rtl w:val="0"/>
-        </w:rPr>
-        <w:t>As</w:t>
-      </w:r>
-      <w:r>
-        <w:rPr>
-          <w:rStyle w:val="Ninguno"/>
-          <w:rtl w:val="0"/>
-        </w:rPr>
-        <w:t xml:space="preserve">í </w:t>
-      </w:r>
-      <w:r>
-        <w:rPr>
-          <w:rStyle w:val="Ninguno"/>
-          <w:rtl w:val="0"/>
-          <w:lang w:val="es-ES_tradnl"/>
-        </w:rPr>
-        <w:t>que prefer</w:t>
-      </w:r>
-      <w:r>
-        <w:rPr>
-          <w:rStyle w:val="Ninguno"/>
-          <w:rtl w:val="0"/>
-        </w:rPr>
-        <w:t xml:space="preserve">í </w:t>
-      </w:r>
-      <w:r>
-        <w:rPr>
-          <w:rStyle w:val="Ninguno"/>
-          <w:rtl w:val="0"/>
-          <w:lang w:val="es-ES_tradnl"/>
-        </w:rPr>
-        <w:t>empezar a escribir al d</w:t>
-      </w:r>
-      <w:r>
-        <w:rPr>
-          <w:rStyle w:val="Ninguno"/>
+        <w:t>s terminar el juego en cuesti</w:t>
+      </w:r>
+      <w:r>
+        <w:rPr>
+          <w:rStyle w:val="Ninguno"/>
+          <w:rtl w:val="0"/>
+          <w:lang w:val="es-ES_tradnl"/>
+        </w:rPr>
+        <w:t>ó</w:t>
+      </w:r>
+      <w:r>
+        <w:rPr>
+          <w:rStyle w:val="Ninguno"/>
+          <w:rtl w:val="0"/>
+          <w:lang w:val="es-ES_tradnl"/>
+        </w:rPr>
+        <w:t>n, al menos plasmar las primeras ideas, porque lo tengo m</w:t>
+      </w:r>
+      <w:r>
+        <w:rPr>
+          <w:rStyle w:val="Ninguno A"/>
+          <w:rtl w:val="0"/>
+        </w:rPr>
+        <w:t>á</w:t>
+      </w:r>
+      <w:r>
+        <w:rPr>
+          <w:rStyle w:val="Ninguno"/>
+          <w:rtl w:val="0"/>
+          <w:lang w:val="es-ES_tradnl"/>
+        </w:rPr>
+        <w:t>s fresco y las ideas est</w:t>
+      </w:r>
+      <w:r>
+        <w:rPr>
+          <w:rStyle w:val="Ninguno A"/>
+          <w:rtl w:val="0"/>
+        </w:rPr>
+        <w:t>á</w:t>
+      </w:r>
+      <w:r>
+        <w:rPr>
+          <w:rStyle w:val="Ninguno"/>
+          <w:rtl w:val="0"/>
+          <w:lang w:val="es-ES_tradnl"/>
+        </w:rPr>
+        <w:t>n ah</w:t>
+      </w:r>
+      <w:r>
+        <w:rPr>
+          <w:rStyle w:val="Ninguno A"/>
           <w:rtl w:val="0"/>
         </w:rPr>
         <w:t>í</w:t>
@@ -677,11 +694,11 @@
           <w:rtl w:val="0"/>
           <w:lang w:val="es-ES_tradnl"/>
         </w:rPr>
-        <w:t>a siguiente, con las ideas m</w:t>
-      </w:r>
-      <w:r>
-        <w:rPr>
-          <w:rStyle w:val="Ninguno"/>
+        <w:t>, como que salen pr</w:t>
+      </w:r>
+      <w:r>
+        <w:rPr>
+          <w:rStyle w:val="Ninguno A"/>
           <w:rtl w:val="0"/>
         </w:rPr>
         <w:t>á</w:t>
@@ -692,23 +709,35 @@
           <w:rtl w:val="0"/>
           <w:lang w:val="es-ES_tradnl"/>
         </w:rPr>
-        <w:t>s claras. Y sinceramente, creo que fue una buena decisi</w:t>
-      </w:r>
-      <w:r>
-        <w:rPr>
-          <w:rStyle w:val="Ninguno"/>
-          <w:rtl w:val="0"/>
-          <w:lang w:val="es-ES_tradnl"/>
-        </w:rPr>
-        <w:t>ó</w:t>
-      </w:r>
-      <w:r>
-        <w:rPr>
-          <w:rStyle w:val="Ninguno"/>
-          <w:rtl w:val="0"/>
-          <w:lang w:val="es-ES_tradnl"/>
-        </w:rPr>
-        <w:t>n. Porque estoy seguro de que despu</w:t>
+        <w:t>cticamente solas. Pero en este caso no ha sido as</w:t>
+      </w:r>
+      <w:r>
+        <w:rPr>
+          <w:rStyle w:val="Ninguno A"/>
+          <w:rtl w:val="0"/>
+        </w:rPr>
+        <w:t>í</w:t>
+      </w:r>
+      <w:r>
+        <w:rPr>
+          <w:rStyle w:val="Ninguno A"/>
+          <w:rtl w:val="0"/>
+        </w:rPr>
+        <w:t>.</w:t>
+      </w:r>
+    </w:p>
+    <w:p>
+      <w:pPr>
+        <w:pStyle w:val="Cuerpo A"/>
+        <w:jc w:val="both"/>
+      </w:pPr>
+      <w:r>
+        <w:rPr>
+          <w:rStyle w:val="Ninguno"/>
+          <w:rtl w:val="0"/>
+          <w:lang w:val="it-IT"/>
+        </w:rPr>
+        <w:t>Termin</w:t>
       </w:r>
       <w:r>
         <w:rPr>
@@ -716,37 +745,8 @@
           <w:rtl w:val="0"/>
           <w:lang w:val="fr-FR"/>
         </w:rPr>
-        <w:t>é</w:t>
-      </w:r>
-      <w:r>
-        <w:rPr>
-          <w:rStyle w:val="Ninguno"/>
-          <w:rtl w:val="0"/>
-          <w:lang w:val="es-ES_tradnl"/>
-        </w:rPr>
-        <w:t>s de leer este art</w:t>
-      </w:r>
-      <w:r>
-        <w:rPr>
-          <w:rStyle w:val="Ninguno"/>
-          <w:rtl w:val="0"/>
-        </w:rPr>
-        <w:t>í</w:t>
-      </w:r>
-      <w:r>
-        <w:rPr>
-          <w:rStyle w:val="Ninguno"/>
-          <w:rtl w:val="0"/>
-          <w:lang w:val="es-ES_tradnl"/>
-        </w:rPr>
-        <w:t>culo, vais a ir directamente a jugarlo.</w:t>
-      </w:r>
-    </w:p>
-    <w:p>
-      <w:pPr>
-        <w:pStyle w:val="Cuerpo"/>
-        <w:jc w:val="both"/>
-      </w:pPr>
+        <w:t xml:space="preserve">é </w:t>
+      </w:r>
       <w:r>
         <w:rPr>
           <w:rStyle w:val="Ninguno"/>
@@ -760,285 +760,466 @@
       <w:r>
         <w:rPr>
           <w:rStyle w:val="Ninguno"/>
+          <w:rFonts w:ascii="Arial Unicode MS" w:hAnsi="Arial Unicode MS" w:hint="default"/>
+          <w:rtl w:val="1"/>
+        </w:rPr>
+        <w:t>’</w:t>
+      </w:r>
+      <w:r>
+        <w:rPr>
+          <w:rStyle w:val="Ninguno"/>
           <w:b w:val="1"/>
           <w:bCs w:val="1"/>
-          <w:rtl w:val="1"/>
-        </w:rPr>
-        <w:t>’</w:t>
-      </w:r>
+          <w:rtl w:val="0"/>
+          <w:lang w:val="nl-NL"/>
+        </w:rPr>
+        <w:t>s Room</w:t>
+      </w:r>
+      <w:r>
+        <w:rPr>
+          <w:rStyle w:val="Ninguno"/>
+          <w:rtl w:val="0"/>
+          <w:lang w:val="es-ES_tradnl"/>
+        </w:rPr>
+        <w:t xml:space="preserve"> cerca de las doce de la noche y decid</w:t>
+      </w:r>
+      <w:r>
+        <w:rPr>
+          <w:rStyle w:val="Ninguno A"/>
+          <w:rtl w:val="0"/>
+        </w:rPr>
+        <w:t xml:space="preserve">í </w:t>
+      </w:r>
+      <w:r>
+        <w:rPr>
+          <w:rStyle w:val="Ninguno"/>
+          <w:rtl w:val="0"/>
+          <w:lang w:val="es-ES_tradnl"/>
+        </w:rPr>
+        <w:t>dejarlo reposar, consultarlo con la almohada, como se suele decir. Porque ya os aviso, es un juego que deja poso. Tiene un mensaje muy bonito, pero dentro de una tem</w:t>
+      </w:r>
+      <w:r>
+        <w:rPr>
+          <w:rStyle w:val="Ninguno A"/>
+          <w:rtl w:val="0"/>
+        </w:rPr>
+        <w:t>á</w:t>
+      </w:r>
+      <w:r>
+        <w:rPr>
+          <w:rStyle w:val="Ninguno"/>
+          <w:rtl w:val="0"/>
+          <w:lang w:val="es-ES_tradnl"/>
+        </w:rPr>
+        <w:t>tica bastante adulta y dura.</w:t>
+      </w:r>
+    </w:p>
+    <w:p>
+      <w:pPr>
+        <w:pStyle w:val="Cuerpo A"/>
+        <w:jc w:val="both"/>
+      </w:pPr>
+      <w:r>
+        <w:rPr>
+          <w:rStyle w:val="Ninguno A"/>
+          <w:rtl w:val="0"/>
+        </w:rPr>
+        <w:t>As</w:t>
+      </w:r>
+      <w:r>
+        <w:rPr>
+          <w:rStyle w:val="Ninguno A"/>
+          <w:rtl w:val="0"/>
+        </w:rPr>
+        <w:t xml:space="preserve">í </w:t>
+      </w:r>
+      <w:r>
+        <w:rPr>
+          <w:rStyle w:val="Ninguno"/>
+          <w:rtl w:val="0"/>
+          <w:lang w:val="es-ES_tradnl"/>
+        </w:rPr>
+        <w:t>que prefer</w:t>
+      </w:r>
+      <w:r>
+        <w:rPr>
+          <w:rStyle w:val="Ninguno A"/>
+          <w:rtl w:val="0"/>
+        </w:rPr>
+        <w:t xml:space="preserve">í </w:t>
+      </w:r>
+      <w:r>
+        <w:rPr>
+          <w:rStyle w:val="Ninguno"/>
+          <w:rtl w:val="0"/>
+          <w:lang w:val="es-ES_tradnl"/>
+        </w:rPr>
+        <w:t>empezar a escribir al d</w:t>
+      </w:r>
+      <w:r>
+        <w:rPr>
+          <w:rStyle w:val="Ninguno A"/>
+          <w:rtl w:val="0"/>
+        </w:rPr>
+        <w:t>í</w:t>
+      </w:r>
+      <w:r>
+        <w:rPr>
+          <w:rStyle w:val="Ninguno"/>
+          <w:rtl w:val="0"/>
+          <w:lang w:val="es-ES_tradnl"/>
+        </w:rPr>
+        <w:t>a siguiente, con las ideas m</w:t>
+      </w:r>
+      <w:r>
+        <w:rPr>
+          <w:rStyle w:val="Ninguno A"/>
+          <w:rtl w:val="0"/>
+        </w:rPr>
+        <w:t>á</w:t>
+      </w:r>
+      <w:r>
+        <w:rPr>
+          <w:rStyle w:val="Ninguno"/>
+          <w:rtl w:val="0"/>
+          <w:lang w:val="es-ES_tradnl"/>
+        </w:rPr>
+        <w:t>s claras. Y sinceramente, creo que fue una buena decisi</w:t>
+      </w:r>
+      <w:r>
+        <w:rPr>
+          <w:rStyle w:val="Ninguno"/>
+          <w:rtl w:val="0"/>
+          <w:lang w:val="es-ES_tradnl"/>
+        </w:rPr>
+        <w:t>ó</w:t>
+      </w:r>
+      <w:r>
+        <w:rPr>
+          <w:rStyle w:val="Ninguno"/>
+          <w:rtl w:val="0"/>
+          <w:lang w:val="es-ES_tradnl"/>
+        </w:rPr>
+        <w:t>n. Porque estoy seguro de que despu</w:t>
+      </w:r>
+      <w:r>
+        <w:rPr>
+          <w:rStyle w:val="Ninguno"/>
+          <w:rtl w:val="0"/>
+          <w:lang w:val="fr-FR"/>
+        </w:rPr>
+        <w:t>é</w:t>
+      </w:r>
+      <w:r>
+        <w:rPr>
+          <w:rStyle w:val="Ninguno"/>
+          <w:rtl w:val="0"/>
+          <w:lang w:val="es-ES_tradnl"/>
+        </w:rPr>
+        <w:t>s de leer este art</w:t>
+      </w:r>
+      <w:r>
+        <w:rPr>
+          <w:rStyle w:val="Ninguno A"/>
+          <w:rtl w:val="0"/>
+        </w:rPr>
+        <w:t>í</w:t>
+      </w:r>
+      <w:r>
+        <w:rPr>
+          <w:rStyle w:val="Ninguno"/>
+          <w:rtl w:val="0"/>
+          <w:lang w:val="es-ES_tradnl"/>
+        </w:rPr>
+        <w:t>culo, vais a ir directamente a jugarlo.</w:t>
+      </w:r>
+    </w:p>
+    <w:p>
+      <w:pPr>
+        <w:pStyle w:val="Cuerpo A"/>
+        <w:jc w:val="both"/>
+      </w:pPr>
       <w:r>
         <w:rPr>
           <w:rStyle w:val="Ninguno"/>
           <w:b w:val="1"/>
           <w:bCs w:val="1"/>
           <w:rtl w:val="0"/>
-          <w:lang w:val="nl-NL"/>
-        </w:rPr>
-        <w:t>s Room</w:t>
-      </w:r>
-      <w:r>
-        <w:rPr>
-          <w:rStyle w:val="Ninguno"/>
-          <w:rtl w:val="0"/>
-          <w:lang w:val="es-ES_tradnl"/>
-        </w:rPr>
-        <w:t xml:space="preserve"> nos plantea una experiencia </w:t>
-      </w:r>
-      <w:r>
-        <w:rPr>
-          <w:rStyle w:val="Ninguno"/>
-          <w:rtl w:val="0"/>
-        </w:rPr>
-        <w:t>í</w:t>
-      </w:r>
-      <w:r>
-        <w:rPr>
-          <w:rStyle w:val="Ninguno"/>
-          <w:rtl w:val="0"/>
-          <w:lang w:val="es-ES_tradnl"/>
-        </w:rPr>
-        <w:t>ntima en la que, a trav</w:t>
-      </w:r>
-      <w:r>
-        <w:rPr>
-          <w:rStyle w:val="Ninguno"/>
-          <w:rtl w:val="0"/>
-          <w:lang w:val="fr-FR"/>
-        </w:rPr>
-        <w:t>é</w:t>
-      </w:r>
-      <w:r>
-        <w:rPr>
-          <w:rStyle w:val="Ninguno"/>
-          <w:rtl w:val="0"/>
-          <w:lang w:val="es-ES_tradnl"/>
-        </w:rPr>
-        <w:t xml:space="preserve">s de una </w:t>
-      </w:r>
-      <w:r>
-        <w:rPr>
-          <w:rStyle w:val="Ninguno"/>
-          <w:rtl w:val="0"/>
-        </w:rPr>
-        <w:t>ú</w:t>
-      </w:r>
-      <w:r>
-        <w:rPr>
-          <w:rStyle w:val="Ninguno"/>
-          <w:rtl w:val="0"/>
-          <w:lang w:val="es-ES_tradnl"/>
-        </w:rPr>
-        <w:t>nica habitaci</w:t>
-      </w:r>
-      <w:r>
-        <w:rPr>
-          <w:rStyle w:val="Ninguno"/>
-          <w:rtl w:val="0"/>
-          <w:lang w:val="es-ES_tradnl"/>
-        </w:rPr>
-        <w:t>ó</w:t>
-      </w:r>
-      <w:r>
-        <w:rPr>
-          <w:rStyle w:val="Ninguno"/>
-          <w:rtl w:val="0"/>
-          <w:lang w:val="es-ES_tradnl"/>
-        </w:rPr>
-        <w:t>n y los objetos que hay en ella, iremos reconstruyendo recuerdos y entendiendo poco a poco qu</w:t>
-      </w:r>
-      <w:r>
-        <w:rPr>
-          <w:rStyle w:val="Ninguno"/>
-          <w:rtl w:val="0"/>
-          <w:lang w:val="fr-FR"/>
-        </w:rPr>
-        <w:t xml:space="preserve">é </w:t>
-      </w:r>
-      <w:r>
-        <w:rPr>
-          <w:rStyle w:val="Ninguno"/>
-          <w:rtl w:val="0"/>
-        </w:rPr>
-        <w:t>est</w:t>
-      </w:r>
-      <w:r>
-        <w:rPr>
-          <w:rStyle w:val="Ninguno"/>
-          <w:rtl w:val="0"/>
-        </w:rPr>
-        <w:t xml:space="preserve">á </w:t>
-      </w:r>
-      <w:r>
-        <w:rPr>
-          <w:rStyle w:val="Ninguno"/>
-          <w:rtl w:val="0"/>
-          <w:lang w:val="es-ES_tradnl"/>
-        </w:rPr>
-        <w:t>pasando realmente.</w:t>
-      </w:r>
-    </w:p>
-    <w:p>
-      <w:pPr>
-        <w:pStyle w:val="Cuerpo"/>
-        <w:jc w:val="both"/>
-      </w:pPr>
-      <w:r>
-        <w:rPr>
-          <w:rStyle w:val="Ninguno"/>
-          <w:rtl w:val="0"/>
-          <w:lang w:val="es-ES_tradnl"/>
-        </w:rPr>
-        <w:t>La premisa es sencilla, la protagonista, Luna, despierta en una habitaci</w:t>
-      </w:r>
-      <w:r>
-        <w:rPr>
-          <w:rStyle w:val="Ninguno"/>
-          <w:rtl w:val="0"/>
-          <w:lang w:val="es-ES_tradnl"/>
-        </w:rPr>
-        <w:t>ó</w:t>
-      </w:r>
-      <w:r>
-        <w:rPr>
-          <w:rStyle w:val="Ninguno"/>
-          <w:rtl w:val="0"/>
-          <w:lang w:val="en-US"/>
-        </w:rPr>
-        <w:t>n extra</w:t>
-      </w:r>
-      <w:r>
-        <w:rPr>
-          <w:rStyle w:val="Ninguno"/>
-          <w:rtl w:val="0"/>
-          <w:lang w:val="es-ES_tradnl"/>
-        </w:rPr>
-        <w:t>ñ</w:t>
-      </w:r>
-      <w:r>
-        <w:rPr>
-          <w:rStyle w:val="Ninguno"/>
-          <w:rtl w:val="0"/>
-          <w:lang w:val="es-ES_tradnl"/>
-        </w:rPr>
-        <w:t>a, le van llegando recuerdos a cuentagotas y deber</w:t>
-      </w:r>
-      <w:r>
-        <w:rPr>
-          <w:rStyle w:val="Ninguno"/>
-          <w:rtl w:val="0"/>
-        </w:rPr>
-        <w:t xml:space="preserve">á </w:t>
-      </w:r>
-      <w:r>
-        <w:rPr>
-          <w:rStyle w:val="Ninguno"/>
-          <w:rtl w:val="0"/>
-          <w:lang w:val="es-ES_tradnl"/>
-        </w:rPr>
-        <w:t>encajar todas las piezas para escapar. Para ello contar</w:t>
-      </w:r>
-      <w:r>
-        <w:rPr>
-          <w:rStyle w:val="Ninguno"/>
-          <w:rtl w:val="0"/>
-        </w:rPr>
-        <w:t xml:space="preserve">á </w:t>
-      </w:r>
-      <w:r>
-        <w:rPr>
-          <w:rStyle w:val="Ninguno"/>
-          <w:rtl w:val="0"/>
-          <w:lang w:val="es-ES_tradnl"/>
-        </w:rPr>
-        <w:t>con la ayuda de su gato, Miga.</w:t>
-      </w:r>
-    </w:p>
-    <w:p>
-      <w:pPr>
-        <w:pStyle w:val="Cuerpo"/>
-        <w:jc w:val="both"/>
-      </w:pPr>
-      <w:r>
-        <w:rPr>
-          <w:rStyle w:val="Ninguno"/>
-          <w:rtl w:val="0"/>
-          <w:lang w:val="es-ES_tradnl"/>
-        </w:rPr>
-        <w:t>Pero como suele pasar en este tipo de juegos, lo importante no es tanto lo que ves, sino lo que hay detr</w:t>
-      </w:r>
-      <w:r>
-        <w:rPr>
-          <w:rStyle w:val="Ninguno"/>
-          <w:rtl w:val="0"/>
-        </w:rPr>
-        <w:t>á</w:t>
-      </w:r>
-      <w:r>
-        <w:rPr>
-          <w:rStyle w:val="Ninguno"/>
-          <w:rtl w:val="0"/>
-          <w:lang w:val="es-ES_tradnl"/>
-        </w:rPr>
-        <w:t>s, porque este juego habla sobre todo de la p</w:t>
-      </w:r>
-      <w:r>
-        <w:rPr>
-          <w:rStyle w:val="Ninguno"/>
-          <w:rtl w:val="0"/>
-          <w:lang w:val="fr-FR"/>
-        </w:rPr>
-        <w:t>é</w:t>
-      </w:r>
-      <w:r>
-        <w:rPr>
-          <w:rStyle w:val="Ninguno"/>
-          <w:rtl w:val="0"/>
-          <w:lang w:val="es-ES_tradnl"/>
-        </w:rPr>
-        <w:t>rdida, como reza en la propia p</w:t>
-      </w:r>
-      <w:r>
-        <w:rPr>
-          <w:rStyle w:val="Ninguno"/>
-          <w:rtl w:val="0"/>
-        </w:rPr>
-        <w:t>á</w:t>
-      </w:r>
-      <w:r>
-        <w:rPr>
-          <w:rStyle w:val="Ninguno"/>
-          <w:rtl w:val="0"/>
-          <w:lang w:val="es-ES_tradnl"/>
-        </w:rPr>
-        <w:t>gina de Steam y un tema como ese pocas veces se narra de una forma directa.</w:t>
-      </w:r>
-    </w:p>
-    <w:p>
-      <w:pPr>
-        <w:pStyle w:val="Cuerpo"/>
-        <w:jc w:val="both"/>
-      </w:pPr>
-    </w:p>
-    <w:p>
-      <w:pPr>
-        <w:pStyle w:val="Cuerpo"/>
-        <w:jc w:val="both"/>
+          <w:lang w:val="it-IT"/>
+        </w:rPr>
+        <w:t>Luna</w:t>
+      </w:r>
+      <w:r>
+        <w:rPr>
+          <w:rStyle w:val="Ninguno"/>
+          <w:rFonts w:ascii="Arial Unicode MS" w:hAnsi="Arial Unicode MS" w:hint="default"/>
+          <w:rtl w:val="1"/>
+        </w:rPr>
+        <w:t>’</w:t>
+      </w:r>
+      <w:r>
         <w:rPr>
           <w:rStyle w:val="Ninguno"/>
           <w:b w:val="1"/>
           <w:bCs w:val="1"/>
-        </w:rPr>
-      </w:pPr>
-      <w:r>
+          <w:rtl w:val="0"/>
+          <w:lang w:val="nl-NL"/>
+        </w:rPr>
+        <w:t>s Room</w:t>
+      </w:r>
+      <w:r>
+        <w:rPr>
+          <w:rStyle w:val="Ninguno"/>
+          <w:rtl w:val="0"/>
+          <w:lang w:val="es-ES_tradnl"/>
+        </w:rPr>
+        <w:t xml:space="preserve"> nos plantea una experiencia </w:t>
+      </w:r>
+      <w:r>
+        <w:rPr>
+          <w:rStyle w:val="Ninguno A"/>
+          <w:rtl w:val="0"/>
+        </w:rPr>
+        <w:t>í</w:t>
+      </w:r>
+      <w:r>
+        <w:rPr>
+          <w:rStyle w:val="Ninguno"/>
+          <w:rtl w:val="0"/>
+          <w:lang w:val="es-ES_tradnl"/>
+        </w:rPr>
+        <w:t>ntima en la que, a trav</w:t>
+      </w:r>
+      <w:r>
+        <w:rPr>
+          <w:rStyle w:val="Ninguno"/>
+          <w:rtl w:val="0"/>
+          <w:lang w:val="fr-FR"/>
+        </w:rPr>
+        <w:t>é</w:t>
+      </w:r>
+      <w:r>
+        <w:rPr>
+          <w:rStyle w:val="Ninguno"/>
+          <w:rtl w:val="0"/>
+          <w:lang w:val="es-ES_tradnl"/>
+        </w:rPr>
+        <w:t xml:space="preserve">s de una </w:t>
+      </w:r>
+      <w:r>
+        <w:rPr>
+          <w:rStyle w:val="Ninguno A"/>
+          <w:rtl w:val="0"/>
+        </w:rPr>
+        <w:t>ú</w:t>
+      </w:r>
+      <w:r>
+        <w:rPr>
+          <w:rStyle w:val="Ninguno"/>
+          <w:rtl w:val="0"/>
+          <w:lang w:val="es-ES_tradnl"/>
+        </w:rPr>
+        <w:t>nica habitaci</w:t>
+      </w:r>
+      <w:r>
+        <w:rPr>
+          <w:rStyle w:val="Ninguno"/>
+          <w:rtl w:val="0"/>
+          <w:lang w:val="es-ES_tradnl"/>
+        </w:rPr>
+        <w:t>ó</w:t>
+      </w:r>
+      <w:r>
+        <w:rPr>
+          <w:rStyle w:val="Ninguno"/>
+          <w:rtl w:val="0"/>
+          <w:lang w:val="es-ES_tradnl"/>
+        </w:rPr>
+        <w:t>n y los objetos que hay en ella, iremos reconstruyendo recuerdos y entendiendo poco a poco qu</w:t>
+      </w:r>
+      <w:r>
+        <w:rPr>
+          <w:rStyle w:val="Ninguno"/>
+          <w:rtl w:val="0"/>
+          <w:lang w:val="fr-FR"/>
+        </w:rPr>
+        <w:t xml:space="preserve">é </w:t>
+      </w:r>
+      <w:r>
+        <w:rPr>
+          <w:rStyle w:val="Ninguno A"/>
+          <w:rtl w:val="0"/>
+        </w:rPr>
+        <w:t>est</w:t>
+      </w:r>
+      <w:r>
+        <w:rPr>
+          <w:rStyle w:val="Ninguno A"/>
+          <w:rtl w:val="0"/>
+        </w:rPr>
+        <w:t xml:space="preserve">á </w:t>
+      </w:r>
+      <w:r>
+        <w:rPr>
+          <w:rStyle w:val="Ninguno"/>
+          <w:rtl w:val="0"/>
+          <w:lang w:val="es-ES_tradnl"/>
+        </w:rPr>
+        <w:t>pasando realmente.</w:t>
+      </w:r>
+    </w:p>
+    <w:p>
+      <w:pPr>
+        <w:pStyle w:val="Cuerpo A"/>
+        <w:jc w:val="both"/>
+      </w:pPr>
+      <w:r>
+        <w:rPr>
+          <w:rStyle w:val="Ninguno"/>
+          <w:rtl w:val="0"/>
+          <w:lang w:val="es-ES_tradnl"/>
+        </w:rPr>
+        <w:t>La premisa es sencilla, la protagonista, Luna, despierta en una habitaci</w:t>
+      </w:r>
+      <w:r>
+        <w:rPr>
+          <w:rStyle w:val="Ninguno"/>
+          <w:rtl w:val="0"/>
+          <w:lang w:val="es-ES_tradnl"/>
+        </w:rPr>
+        <w:t>ó</w:t>
+      </w:r>
+      <w:r>
+        <w:rPr>
+          <w:rStyle w:val="Ninguno"/>
+          <w:rtl w:val="0"/>
+          <w:lang w:val="en-US"/>
+        </w:rPr>
+        <w:t>n extra</w:t>
+      </w:r>
+      <w:r>
+        <w:rPr>
+          <w:rStyle w:val="Ninguno"/>
+          <w:rtl w:val="0"/>
+          <w:lang w:val="es-ES_tradnl"/>
+        </w:rPr>
+        <w:t>ñ</w:t>
+      </w:r>
+      <w:r>
+        <w:rPr>
+          <w:rStyle w:val="Ninguno"/>
+          <w:rtl w:val="0"/>
+          <w:lang w:val="es-ES_tradnl"/>
+        </w:rPr>
+        <w:t>a, le van llegando recuerdos a cuentagotas y deber</w:t>
+      </w:r>
+      <w:r>
+        <w:rPr>
+          <w:rStyle w:val="Ninguno A"/>
+          <w:rtl w:val="0"/>
+        </w:rPr>
+        <w:t xml:space="preserve">á </w:t>
+      </w:r>
+      <w:r>
+        <w:rPr>
+          <w:rStyle w:val="Ninguno"/>
+          <w:rtl w:val="0"/>
+          <w:lang w:val="es-ES_tradnl"/>
+        </w:rPr>
+        <w:t>encajar todas las piezas para escapar. Para ello contar</w:t>
+      </w:r>
+      <w:r>
+        <w:rPr>
+          <w:rStyle w:val="Ninguno A"/>
+          <w:rtl w:val="0"/>
+        </w:rPr>
+        <w:t xml:space="preserve">á </w:t>
+      </w:r>
+      <w:r>
+        <w:rPr>
+          <w:rStyle w:val="Ninguno"/>
+          <w:rtl w:val="0"/>
+          <w:lang w:val="es-ES_tradnl"/>
+        </w:rPr>
+        <w:t>con la ayuda de su gato, Miga.</w:t>
+      </w:r>
+    </w:p>
+    <w:p>
+      <w:pPr>
+        <w:pStyle w:val="Cuerpo A"/>
+        <w:jc w:val="both"/>
+      </w:pPr>
+      <w:r>
+        <w:rPr>
+          <w:rStyle w:val="Ninguno"/>
+          <w:rtl w:val="0"/>
+          <w:lang w:val="es-ES_tradnl"/>
+        </w:rPr>
+        <w:t>Pero como suele pasar en este tipo de juegos, lo importante no es tanto lo que ves, sino lo que hay detr</w:t>
+      </w:r>
+      <w:r>
+        <w:rPr>
+          <w:rStyle w:val="Ninguno A"/>
+          <w:rtl w:val="0"/>
+        </w:rPr>
+        <w:t>á</w:t>
+      </w:r>
+      <w:r>
+        <w:rPr>
+          <w:rStyle w:val="Ninguno"/>
+          <w:rtl w:val="0"/>
+          <w:lang w:val="es-ES_tradnl"/>
+        </w:rPr>
+        <w:t>s, porque este juego habla sobre todo de la p</w:t>
+      </w:r>
+      <w:r>
+        <w:rPr>
+          <w:rStyle w:val="Ninguno"/>
+          <w:rtl w:val="0"/>
+          <w:lang w:val="fr-FR"/>
+        </w:rPr>
+        <w:t>é</w:t>
+      </w:r>
+      <w:r>
+        <w:rPr>
+          <w:rStyle w:val="Ninguno"/>
+          <w:rtl w:val="0"/>
+          <w:lang w:val="es-ES_tradnl"/>
+        </w:rPr>
+        <w:t>rdida, como reza en la propia p</w:t>
+      </w:r>
+      <w:r>
+        <w:rPr>
+          <w:rStyle w:val="Ninguno A"/>
+          <w:rtl w:val="0"/>
+        </w:rPr>
+        <w:t>á</w:t>
+      </w:r>
+      <w:r>
+        <w:rPr>
+          <w:rStyle w:val="Ninguno"/>
+          <w:rtl w:val="0"/>
+          <w:lang w:val="es-ES_tradnl"/>
+        </w:rPr>
+        <w:t>gina de Steam y un tema como ese pocas veces se narra de una forma directa.</w:t>
+      </w:r>
+    </w:p>
+    <w:p>
+      <w:pPr>
+        <w:pStyle w:val="Cuerpo A"/>
+        <w:jc w:val="both"/>
+      </w:pPr>
+    </w:p>
+    <w:p>
+      <w:pPr>
+        <w:pStyle w:val="Cuerpo A"/>
+        <w:jc w:val="both"/>
         <w:rPr>
           <w:rStyle w:val="Ninguno"/>
           <w:b w:val="1"/>
           <w:bCs w:val="1"/>
-          <w:rtl w:val="0"/>
-          <w:lang w:val="es-ES_tradnl"/>
-        </w:rPr>
-        <w:t>Ambientaci</w:t>
-      </w:r>
+        </w:rPr>
+      </w:pPr>
       <w:r>
         <w:rPr>
           <w:rStyle w:val="Ninguno"/>
@@ -1047,7 +1228,7 @@
           <w:rtl w:val="0"/>
           <w:lang w:val="es-ES_tradnl"/>
         </w:rPr>
-        <w:t>ó</w:t>
+        <w:t>Ambientaci</w:t>
       </w:r>
       <w:r>
         <w:rPr>
@@ -1055,13 +1236,23 @@
           <w:b w:val="1"/>
           <w:bCs w:val="1"/>
           <w:rtl w:val="0"/>
+          <w:lang w:val="es-ES_tradnl"/>
+        </w:rPr>
+        <w:t>ó</w:t>
+      </w:r>
+      <w:r>
+        <w:rPr>
+          <w:rStyle w:val="Ninguno"/>
+          <w:b w:val="1"/>
+          <w:bCs w:val="1"/>
+          <w:rtl w:val="0"/>
         </w:rPr>
         <w:t>n</w:t>
       </w:r>
     </w:p>
     <w:p>
       <w:pPr>
-        <w:pStyle w:val="Cuerpo"/>
+        <w:pStyle w:val="Cuerpo A"/>
         <w:jc w:val="both"/>
       </w:pPr>
       <w:r>
@@ -1107,7 +1298,7 @@
     </w:p>
     <w:p>
       <w:pPr>
-        <w:pStyle w:val="Cuerpo"/>
+        <w:pStyle w:val="Cuerpo A"/>
         <w:jc w:val="both"/>
       </w:pPr>
       <w:r>
@@ -1121,6 +1312,7 @@
       <w:r>
         <w:rPr>
           <w:rStyle w:val="Ninguno"/>
+          <w:rFonts w:ascii="Arial Unicode MS" w:hAnsi="Arial Unicode MS" w:hint="default"/>
           <w:rtl w:val="1"/>
           <w:lang w:val="ar-SA" w:bidi="ar-SA"/>
         </w:rPr>
@@ -1136,7 +1328,7 @@
       </w:r>
       <w:r>
         <w:rPr>
-          <w:rStyle w:val="Ninguno"/>
+          <w:rStyle w:val="Ninguno A"/>
           <w:rtl w:val="0"/>
         </w:rPr>
         <w:t xml:space="preserve">” </w:t>
@@ -1184,7 +1376,7 @@
     </w:p>
     <w:p>
       <w:pPr>
-        <w:pStyle w:val="Cuerpo"/>
+        <w:pStyle w:val="Cuerpo A"/>
         <w:jc w:val="both"/>
       </w:pPr>
       <w:r>
@@ -1213,7 +1405,7 @@
       </w:r>
       <w:r>
         <w:rPr>
-          <w:rStyle w:val="Ninguno"/>
+          <w:rStyle w:val="Ninguno A"/>
           <w:rtl w:val="0"/>
         </w:rPr>
         <w:t>ú</w:t>
@@ -1261,7 +1453,7 @@
     </w:p>
     <w:p>
       <w:pPr>
-        <w:pStyle w:val="Cuerpo"/>
+        <w:pStyle w:val="Cuerpo A"/>
         <w:jc w:val="both"/>
       </w:pPr>
       <w:r>
@@ -1274,7 +1466,7 @@
       </w:r>
       <w:r>
         <w:rPr>
-          <w:rStyle w:val="Ninguno"/>
+          <w:rStyle w:val="Ninguno A"/>
           <w:rtl w:val="0"/>
         </w:rPr>
         <w:t xml:space="preserve">… </w:t>
@@ -1290,7 +1482,7 @@
     </w:p>
     <w:p>
       <w:pPr>
-        <w:pStyle w:val="Cuerpo"/>
+        <w:pStyle w:val="Cuerpo A"/>
         <w:jc w:val="both"/>
       </w:pPr>
       <w:r>
@@ -1303,7 +1495,7 @@
       </w:r>
       <w:r>
         <w:rPr>
-          <w:rStyle w:val="Ninguno"/>
+          <w:rStyle w:val="Ninguno A"/>
           <w:rtl w:val="0"/>
         </w:rPr>
         <w:t>á</w:t>
@@ -1319,6 +1511,7 @@
       <w:r>
         <w:rPr>
           <w:rStyle w:val="Ninguno"/>
+          <w:rFonts w:ascii="Arial Unicode MS" w:hAnsi="Arial Unicode MS" w:hint="default"/>
           <w:rtl w:val="1"/>
           <w:lang w:val="ar-SA" w:bidi="ar-SA"/>
         </w:rPr>
@@ -1334,21 +1527,21 @@
       </w:r>
       <w:r>
         <w:rPr>
-          <w:rStyle w:val="Ninguno"/>
+          <w:rStyle w:val="Ninguno A"/>
           <w:rtl w:val="0"/>
         </w:rPr>
         <w:t>á</w:t>
       </w:r>
       <w:r>
         <w:rPr>
-          <w:rStyle w:val="Ninguno"/>
+          <w:rStyle w:val="Ninguno A"/>
           <w:rtl w:val="0"/>
         </w:rPr>
         <w:t>n</w:t>
       </w:r>
       <w:r>
         <w:rPr>
-          <w:rStyle w:val="Ninguno"/>
+          <w:rStyle w:val="Ninguno A"/>
           <w:rtl w:val="0"/>
         </w:rPr>
         <w:t>”</w:t>
@@ -1364,13 +1557,13 @@
     </w:p>
     <w:p>
       <w:pPr>
-        <w:pStyle w:val="Cuerpo"/>
-        <w:jc w:val="both"/>
-      </w:pPr>
-    </w:p>
-    <w:p>
-      <w:pPr>
-        <w:pStyle w:val="Cuerpo"/>
+        <w:pStyle w:val="Cuerpo A"/>
+        <w:jc w:val="both"/>
+      </w:pPr>
+    </w:p>
+    <w:p>
+      <w:pPr>
+        <w:pStyle w:val="Cuerpo A"/>
         <w:jc w:val="both"/>
         <w:rPr>
           <w:rStyle w:val="Ninguno"/>
@@ -1409,7 +1602,7 @@
     </w:p>
     <w:p>
       <w:pPr>
-        <w:pStyle w:val="Cuerpo"/>
+        <w:pStyle w:val="Cuerpo A"/>
         <w:jc w:val="both"/>
       </w:pPr>
       <w:r>
@@ -1446,7 +1639,7 @@
       </w:r>
       <w:r>
         <w:rPr>
-          <w:rStyle w:val="Ninguno"/>
+          <w:rStyle w:val="Ninguno A"/>
           <w:rtl w:val="0"/>
         </w:rPr>
         <w:t>n.</w:t>
@@ -1454,7 +1647,7 @@
     </w:p>
     <w:p>
       <w:pPr>
-        <w:pStyle w:val="Cuerpo"/>
+        <w:pStyle w:val="Cuerpo A"/>
         <w:jc w:val="both"/>
       </w:pPr>
       <w:r>
@@ -1467,7 +1660,7 @@
       </w:r>
       <w:r>
         <w:rPr>
-          <w:rStyle w:val="Ninguno"/>
+          <w:rStyle w:val="Ninguno A"/>
           <w:rtl w:val="0"/>
         </w:rPr>
         <w:t>á</w:t>
@@ -1498,7 +1691,7 @@
       </w:r>
       <w:r>
         <w:rPr>
-          <w:rStyle w:val="Ninguno"/>
+          <w:rStyle w:val="Ninguno A"/>
           <w:rtl w:val="0"/>
         </w:rPr>
         <w:t>á</w:t>
@@ -1530,7 +1723,7 @@
     </w:p>
     <w:p>
       <w:pPr>
-        <w:pStyle w:val="Cuerpo"/>
+        <w:pStyle w:val="Cuerpo A"/>
         <w:jc w:val="both"/>
       </w:pPr>
       <w:r>
@@ -1543,7 +1736,7 @@
       </w:r>
       <w:r>
         <w:rPr>
-          <w:rStyle w:val="Ninguno"/>
+          <w:rStyle w:val="Ninguno A"/>
           <w:rtl w:val="0"/>
         </w:rPr>
         <w:t>á</w:t>
@@ -1575,7 +1768,7 @@
     </w:p>
     <w:p>
       <w:pPr>
-        <w:pStyle w:val="Cuerpo"/>
+        <w:pStyle w:val="Cuerpo A"/>
         <w:jc w:val="both"/>
       </w:pPr>
       <w:r>
@@ -1605,13 +1798,13 @@
     </w:p>
     <w:p>
       <w:pPr>
-        <w:pStyle w:val="Cuerpo"/>
-        <w:jc w:val="both"/>
-      </w:pPr>
-    </w:p>
-    <w:p>
-      <w:pPr>
-        <w:pStyle w:val="Cuerpo"/>
+        <w:pStyle w:val="Cuerpo A"/>
+        <w:jc w:val="both"/>
+      </w:pPr>
+    </w:p>
+    <w:p>
+      <w:pPr>
+        <w:pStyle w:val="Cuerpo A"/>
         <w:jc w:val="both"/>
         <w:rPr>
           <w:rStyle w:val="Ninguno"/>
@@ -1632,7 +1825,7 @@
     </w:p>
     <w:p>
       <w:pPr>
-        <w:pStyle w:val="Cuerpo"/>
+        <w:pStyle w:val="Cuerpo A"/>
         <w:jc w:val="both"/>
       </w:pPr>
       <w:r>
@@ -1645,7 +1838,7 @@
       </w:r>
       <w:r>
         <w:rPr>
-          <w:rStyle w:val="Ninguno"/>
+          <w:rStyle w:val="Ninguno A"/>
           <w:rtl w:val="0"/>
         </w:rPr>
         <w:t>á</w:t>
@@ -1660,7 +1853,7 @@
       </w:r>
       <w:r>
         <w:rPr>
-          <w:rStyle w:val="Ninguno"/>
+          <w:rStyle w:val="Ninguno A"/>
           <w:rtl w:val="0"/>
         </w:rPr>
         <w:t>á</w:t>
@@ -1676,7 +1869,7 @@
     </w:p>
     <w:p>
       <w:pPr>
-        <w:pStyle w:val="Cuerpo"/>
+        <w:pStyle w:val="Cuerpo A"/>
         <w:jc w:val="both"/>
       </w:pPr>
       <w:r>
@@ -1689,7 +1882,7 @@
       </w:r>
       <w:r>
         <w:rPr>
-          <w:rStyle w:val="Ninguno"/>
+          <w:rStyle w:val="Ninguno A"/>
           <w:rtl w:val="0"/>
         </w:rPr>
         <w:t>á</w:t>
@@ -1704,7 +1897,7 @@
       </w:r>
       <w:r>
         <w:rPr>
-          <w:rStyle w:val="Ninguno"/>
+          <w:rStyle w:val="Ninguno A"/>
           <w:rtl w:val="0"/>
         </w:rPr>
         <w:t>á</w:t>
@@ -1719,7 +1912,7 @@
       </w:r>
       <w:r>
         <w:rPr>
-          <w:rStyle w:val="Ninguno"/>
+          <w:rStyle w:val="Ninguno A"/>
           <w:rtl w:val="0"/>
         </w:rPr>
         <w:t xml:space="preserve">ú </w:t>
@@ -1734,7 +1927,7 @@
       </w:r>
       <w:r>
         <w:rPr>
-          <w:rStyle w:val="Ninguno"/>
+          <w:rStyle w:val="Ninguno A"/>
           <w:rtl w:val="0"/>
         </w:rPr>
         <w:t>í</w:t>
@@ -1749,7 +1942,7 @@
       </w:r>
       <w:r>
         <w:rPr>
-          <w:rStyle w:val="Ninguno"/>
+          <w:rStyle w:val="Ninguno A"/>
           <w:rtl w:val="0"/>
         </w:rPr>
         <w:t xml:space="preserve">í </w:t>
@@ -1765,7 +1958,7 @@
     </w:p>
     <w:p>
       <w:pPr>
-        <w:pStyle w:val="Cuerpo"/>
+        <w:pStyle w:val="Cuerpo A"/>
         <w:jc w:val="both"/>
       </w:pPr>
       <w:r>
@@ -1778,7 +1971,7 @@
       </w:r>
       <w:r>
         <w:rPr>
-          <w:rStyle w:val="Ninguno"/>
+          <w:rStyle w:val="Ninguno A"/>
           <w:rtl w:val="0"/>
         </w:rPr>
         <w:t xml:space="preserve">á </w:t>
@@ -1810,7 +2003,7 @@
     </w:p>
     <w:p>
       <w:pPr>
-        <w:pStyle w:val="Cuerpo"/>
+        <w:pStyle w:val="Cuerpo A"/>
         <w:jc w:val="both"/>
       </w:pPr>
       <w:r>
@@ -1823,7 +2016,7 @@
       </w:r>
       <w:r>
         <w:rPr>
-          <w:rStyle w:val="Ninguno"/>
+          <w:rStyle w:val="Ninguno A"/>
           <w:rtl w:val="0"/>
         </w:rPr>
         <w:t>á</w:t>
@@ -1838,7 +2031,7 @@
       </w:r>
       <w:r>
         <w:rPr>
-          <w:rStyle w:val="Ninguno"/>
+          <w:rStyle w:val="Ninguno A"/>
           <w:rtl w:val="0"/>
         </w:rPr>
         <w:t>á</w:t>
@@ -1853,14 +2046,14 @@
       </w:r>
       <w:r>
         <w:rPr>
-          <w:rStyle w:val="Ninguno"/>
+          <w:rStyle w:val="Ninguno A"/>
           <w:rtl w:val="0"/>
         </w:rPr>
         <w:t>á</w:t>
       </w:r>
       <w:r>
         <w:rPr>
-          <w:rStyle w:val="Ninguno"/>
+          <w:rStyle w:val="Ninguno A"/>
           <w:rtl w:val="0"/>
         </w:rPr>
         <w:t xml:space="preserve">s </w:t>
@@ -1868,6 +2061,7 @@
       <w:r>
         <w:rPr>
           <w:rStyle w:val="Ninguno"/>
+          <w:rFonts w:ascii="Arial Unicode MS" w:hAnsi="Arial Unicode MS" w:hint="default"/>
           <w:rtl w:val="1"/>
           <w:lang w:val="ar-SA" w:bidi="ar-SA"/>
         </w:rPr>
@@ -1875,14 +2069,14 @@
       </w:r>
       <w:r>
         <w:rPr>
-          <w:rStyle w:val="Ninguno"/>
+          <w:rStyle w:val="Ninguno A"/>
           <w:rtl w:val="0"/>
         </w:rPr>
         <w:t>hardcore</w:t>
       </w:r>
       <w:r>
         <w:rPr>
-          <w:rStyle w:val="Ninguno"/>
+          <w:rStyle w:val="Ninguno A"/>
           <w:rtl w:val="0"/>
         </w:rPr>
         <w:t>”</w:t>
@@ -1929,7 +2123,7 @@
       </w:r>
       <w:r>
         <w:rPr>
-          <w:rStyle w:val="Ninguno"/>
+          <w:rStyle w:val="Ninguno A"/>
           <w:rtl w:val="0"/>
         </w:rPr>
         <w:t xml:space="preserve">í </w:t>
@@ -1944,7 +2138,7 @@
       </w:r>
       <w:r>
         <w:rPr>
-          <w:rStyle w:val="Ninguno"/>
+          <w:rStyle w:val="Ninguno A"/>
           <w:rtl w:val="0"/>
         </w:rPr>
         <w:t xml:space="preserve">á </w:t>
@@ -1960,7 +2154,7 @@
     </w:p>
     <w:p>
       <w:pPr>
-        <w:pStyle w:val="Cuerpo"/>
+        <w:pStyle w:val="Cuerpo A"/>
         <w:jc w:val="both"/>
       </w:pPr>
       <w:r>
@@ -1973,7 +2167,7 @@
       </w:r>
       <w:r>
         <w:rPr>
-          <w:rStyle w:val="Ninguno"/>
+          <w:rStyle w:val="Ninguno A"/>
           <w:rtl w:val="0"/>
         </w:rPr>
         <w:t>í</w:t>
@@ -1988,7 +2182,7 @@
       </w:r>
       <w:r>
         <w:rPr>
-          <w:rStyle w:val="Ninguno"/>
+          <w:rStyle w:val="Ninguno A"/>
           <w:rtl w:val="0"/>
         </w:rPr>
         <w:t xml:space="preserve">á </w:t>
@@ -2004,7 +2198,7 @@
     </w:p>
     <w:p>
       <w:pPr>
-        <w:pStyle w:val="Cuerpo"/>
+        <w:pStyle w:val="Cuerpo A"/>
         <w:jc w:val="both"/>
       </w:pPr>
       <w:r>
@@ -2017,7 +2211,7 @@
       </w:r>
       <w:r>
         <w:rPr>
-          <w:rStyle w:val="Ninguno"/>
+          <w:rStyle w:val="Ninguno A"/>
           <w:rtl w:val="0"/>
         </w:rPr>
         <w:t>á</w:t>
@@ -2033,7 +2227,7 @@
     </w:p>
     <w:p>
       <w:pPr>
-        <w:pStyle w:val="Cuerpo"/>
+        <w:pStyle w:val="Cuerpo A"/>
         <w:jc w:val="both"/>
       </w:pPr>
       <w:r>
@@ -2095,7 +2289,7 @@
     </w:p>
     <w:p>
       <w:pPr>
-        <w:pStyle w:val="Cuerpo"/>
+        <w:pStyle w:val="Cuerpo A"/>
         <w:jc w:val="both"/>
       </w:pPr>
       <w:r>
@@ -2108,7 +2302,7 @@
       </w:r>
       <w:r>
         <w:rPr>
-          <w:rStyle w:val="Ninguno"/>
+          <w:rStyle w:val="Ninguno A"/>
           <w:rtl w:val="0"/>
         </w:rPr>
         <w:t>á</w:t>
@@ -2123,7 +2317,7 @@
       </w:r>
       <w:r>
         <w:rPr>
-          <w:rStyle w:val="Ninguno"/>
+          <w:rStyle w:val="Ninguno A"/>
           <w:rtl w:val="0"/>
         </w:rPr>
         <w:t>á</w:t>
@@ -2138,7 +2332,7 @@
       </w:r>
       <w:r>
         <w:rPr>
-          <w:rStyle w:val="Ninguno"/>
+          <w:rStyle w:val="Ninguno A"/>
           <w:rtl w:val="0"/>
         </w:rPr>
         <w:t>á</w:t>
@@ -2169,7 +2363,7 @@
       </w:r>
       <w:r>
         <w:rPr>
-          <w:rStyle w:val="Ninguno"/>
+          <w:rStyle w:val="Ninguno A"/>
           <w:rtl w:val="0"/>
         </w:rPr>
         <w:t>á</w:t>
@@ -2184,7 +2378,7 @@
       </w:r>
       <w:r>
         <w:rPr>
-          <w:rStyle w:val="Ninguno"/>
+          <w:rStyle w:val="Ninguno A"/>
           <w:rtl w:val="0"/>
         </w:rPr>
         <w:t xml:space="preserve">í </w:t>
@@ -2215,7 +2409,7 @@
       </w:r>
       <w:r>
         <w:rPr>
-          <w:rStyle w:val="Ninguno"/>
+          <w:rStyle w:val="Ninguno A"/>
           <w:rtl w:val="0"/>
         </w:rPr>
         <w:t>á</w:t>
@@ -2231,13 +2425,13 @@
     </w:p>
     <w:p>
       <w:pPr>
-        <w:pStyle w:val="Cuerpo"/>
-        <w:jc w:val="both"/>
-      </w:pPr>
-    </w:p>
-    <w:p>
-      <w:pPr>
-        <w:pStyle w:val="Cuerpo"/>
+        <w:pStyle w:val="Cuerpo A"/>
+        <w:jc w:val="both"/>
+      </w:pPr>
+    </w:p>
+    <w:p>
+      <w:pPr>
+        <w:pStyle w:val="Cuerpo A"/>
         <w:jc w:val="both"/>
         <w:rPr>
           <w:rStyle w:val="Ninguno"/>
@@ -2258,7 +2452,7 @@
     </w:p>
     <w:p>
       <w:pPr>
-        <w:pStyle w:val="Cuerpo"/>
+        <w:pStyle w:val="Cuerpo A"/>
         <w:jc w:val="both"/>
       </w:pPr>
       <w:r>
@@ -2272,7 +2466,7 @@
     </w:p>
     <w:p>
       <w:pPr>
-        <w:pStyle w:val="Cuerpo"/>
+        <w:pStyle w:val="Cuerpo A"/>
         <w:jc w:val="both"/>
       </w:pPr>
       <w:r>
@@ -2301,7 +2495,7 @@
       </w:r>
       <w:r>
         <w:rPr>
-          <w:rStyle w:val="Ninguno"/>
+          <w:rStyle w:val="Ninguno A"/>
           <w:rtl w:val="0"/>
         </w:rPr>
         <w:t>á</w:t>
@@ -2333,7 +2527,7 @@
     </w:p>
     <w:p>
       <w:pPr>
-        <w:pStyle w:val="Cuerpo"/>
+        <w:pStyle w:val="Cuerpo A"/>
         <w:jc w:val="both"/>
       </w:pPr>
       <w:r>
@@ -2347,13 +2541,13 @@
     </w:p>
     <w:p>
       <w:pPr>
-        <w:pStyle w:val="Cuerpo"/>
-        <w:jc w:val="both"/>
-      </w:pPr>
-    </w:p>
-    <w:p>
-      <w:pPr>
-        <w:pStyle w:val="Cuerpo"/>
+        <w:pStyle w:val="Cuerpo A"/>
+        <w:jc w:val="both"/>
+      </w:pPr>
+    </w:p>
+    <w:p>
+      <w:pPr>
+        <w:pStyle w:val="Cuerpo A"/>
         <w:jc w:val="both"/>
         <w:rPr>
           <w:rStyle w:val="Ninguno"/>
@@ -2374,7 +2568,7 @@
     </w:p>
     <w:p>
       <w:pPr>
-        <w:pStyle w:val="Cuerpo"/>
+        <w:pStyle w:val="Cuerpo A"/>
         <w:jc w:val="both"/>
       </w:pPr>
       <w:r>
@@ -2387,7 +2581,7 @@
       </w:r>
       <w:r>
         <w:rPr>
-          <w:rStyle w:val="Ninguno"/>
+          <w:rStyle w:val="Ninguno A"/>
           <w:rtl w:val="0"/>
         </w:rPr>
         <w:t xml:space="preserve">í </w:t>
@@ -2403,7 +2597,7 @@
     </w:p>
     <w:p>
       <w:pPr>
-        <w:pStyle w:val="Cuerpo"/>
+        <w:pStyle w:val="Cuerpo A"/>
         <w:jc w:val="both"/>
       </w:pPr>
       <w:r>
@@ -2416,7 +2610,7 @@
       </w:r>
       <w:r>
         <w:rPr>
-          <w:rStyle w:val="Ninguno"/>
+          <w:rStyle w:val="Ninguno A"/>
           <w:rtl w:val="0"/>
         </w:rPr>
         <w:t>á</w:t>
@@ -2431,7 +2625,7 @@
       </w:r>
       <w:r>
         <w:rPr>
-          <w:rStyle w:val="Ninguno"/>
+          <w:rStyle w:val="Ninguno A"/>
           <w:rtl w:val="0"/>
         </w:rPr>
         <w:t xml:space="preserve">á </w:t>
@@ -2462,7 +2656,7 @@
       </w:r>
       <w:r>
         <w:rPr>
-          <w:rStyle w:val="Ninguno"/>
+          <w:rStyle w:val="Ninguno A"/>
           <w:rtl w:val="0"/>
         </w:rPr>
         <w:t>á</w:t>
@@ -2477,7 +2671,7 @@
       </w:r>
       <w:r>
         <w:rPr>
-          <w:rStyle w:val="Ninguno"/>
+          <w:rStyle w:val="Ninguno A"/>
           <w:rtl w:val="0"/>
         </w:rPr>
         <w:t>á</w:t>
@@ -2492,7 +2686,7 @@
       </w:r>
       <w:r>
         <w:rPr>
-          <w:rStyle w:val="Ninguno"/>
+          <w:rStyle w:val="Ninguno A"/>
           <w:rtl w:val="0"/>
         </w:rPr>
         <w:t>ú</w:t>
@@ -2508,7 +2702,7 @@
     </w:p>
     <w:p>
       <w:pPr>
-        <w:pStyle w:val="Cuerpo"/>
+        <w:pStyle w:val="Cuerpo A"/>
         <w:jc w:val="both"/>
       </w:pPr>
       <w:r>
@@ -2521,7 +2715,7 @@
       </w:r>
       <w:r>
         <w:rPr>
-          <w:rStyle w:val="Ninguno"/>
+          <w:rStyle w:val="Ninguno A"/>
           <w:rtl w:val="0"/>
         </w:rPr>
         <w:t xml:space="preserve">á </w:t>
@@ -2536,7 +2730,7 @@
       </w:r>
       <w:r>
         <w:rPr>
-          <w:rStyle w:val="Ninguno"/>
+          <w:rStyle w:val="Ninguno A"/>
           <w:rtl w:val="0"/>
         </w:rPr>
         <w:t>í</w:t>
@@ -2552,7 +2746,7 @@
     </w:p>
     <w:p>
       <w:pPr>
-        <w:pStyle w:val="Cuerpo"/>
+        <w:pStyle w:val="Cuerpo A"/>
         <w:jc w:val="both"/>
       </w:pPr>
       <w:r>
@@ -2565,7 +2759,7 @@
       </w:r>
       <w:r>
         <w:rPr>
-          <w:rStyle w:val="Ninguno"/>
+          <w:rStyle w:val="Ninguno A"/>
           <w:rtl w:val="0"/>
         </w:rPr>
         <w:t>á</w:t>
@@ -2596,7 +2790,7 @@
       </w:r>
       <w:r>
         <w:rPr>
-          <w:rStyle w:val="Ninguno"/>
+          <w:rStyle w:val="Ninguno A"/>
           <w:rtl w:val="0"/>
         </w:rPr>
         <w:t xml:space="preserve">á </w:t>
@@ -2611,7 +2805,7 @@
       </w:r>
       <w:r>
         <w:rPr>
-          <w:rStyle w:val="Ninguno"/>
+          <w:rStyle w:val="Ninguno A"/>
           <w:rtl w:val="0"/>
         </w:rPr>
         <w:t>á</w:t>
@@ -2627,7 +2821,7 @@
     </w:p>
     <w:p>
       <w:pPr>
-        <w:pStyle w:val="Cuerpo"/>
+        <w:pStyle w:val="Cuerpo A"/>
         <w:jc w:val="both"/>
       </w:pPr>
       <w:r>
@@ -2689,7 +2883,7 @@
     </w:p>
     <w:p>
       <w:pPr>
-        <w:pStyle w:val="Cuerpo"/>
+        <w:pStyle w:val="Cuerpo A"/>
         <w:jc w:val="both"/>
       </w:pPr>
       <w:r>
@@ -2702,7 +2896,7 @@
       </w:r>
       <w:r>
         <w:rPr>
-          <w:rStyle w:val="Ninguno"/>
+          <w:rStyle w:val="Ninguno A"/>
           <w:rtl w:val="0"/>
         </w:rPr>
         <w:t>í</w:t>
@@ -2733,7 +2927,7 @@
       </w:r>
       <w:r>
         <w:rPr>
-          <w:rStyle w:val="Ninguno"/>
+          <w:rStyle w:val="Ninguno A"/>
           <w:rtl w:val="0"/>
         </w:rPr>
         <w:t xml:space="preserve">í </w:t>
@@ -2749,7 +2943,7 @@
     </w:p>
     <w:p>
       <w:pPr>
-        <w:pStyle w:val="Cuerpo"/>
+        <w:pStyle w:val="Cuerpo A"/>
         <w:jc w:val="both"/>
       </w:pPr>
       <w:r>
@@ -2762,7 +2956,7 @@
       </w:r>
       <w:r>
         <w:rPr>
-          <w:rStyle w:val="Ninguno"/>
+          <w:rStyle w:val="Ninguno A"/>
           <w:rtl w:val="0"/>
         </w:rPr>
         <w:t>á</w:t>
@@ -2778,7 +2972,7 @@
     </w:p>
     <w:p>
       <w:pPr>
-        <w:pStyle w:val="Cuerpo"/>
+        <w:pStyle w:val="Cuerpo A"/>
         <w:jc w:val="both"/>
       </w:pPr>
       <w:r>
@@ -2791,7 +2985,7 @@
       </w:r>
       <w:r>
         <w:rPr>
-          <w:rStyle w:val="Ninguno"/>
+          <w:rStyle w:val="Ninguno A"/>
           <w:rtl w:val="0"/>
         </w:rPr>
         <w:t>á</w:t>
@@ -2806,7 +3000,7 @@
       </w:r>
       <w:r>
         <w:rPr>
-          <w:rStyle w:val="Ninguno"/>
+          <w:rStyle w:val="Ninguno A"/>
           <w:rtl w:val="0"/>
         </w:rPr>
         <w:t>á</w:t>
@@ -2822,13 +3016,13 @@
     </w:p>
     <w:p>
       <w:pPr>
-        <w:pStyle w:val="Cuerpo"/>
-        <w:jc w:val="both"/>
-      </w:pPr>
-    </w:p>
-    <w:p>
-      <w:pPr>
-        <w:pStyle w:val="Cuerpo"/>
+        <w:pStyle w:val="Cuerpo A"/>
+        <w:jc w:val="both"/>
+      </w:pPr>
+    </w:p>
+    <w:p>
+      <w:pPr>
+        <w:pStyle w:val="Cuerpo A"/>
         <w:jc w:val="both"/>
         <w:rPr>
           <w:rStyle w:val="Ninguno"/>
@@ -2849,7 +3043,7 @@
     </w:p>
     <w:p>
       <w:pPr>
-        <w:pStyle w:val="Cuerpo"/>
+        <w:pStyle w:val="Cuerpo A"/>
         <w:jc w:val="both"/>
       </w:pPr>
       <w:r>
@@ -2879,7 +3073,7 @@
     </w:p>
     <w:p>
       <w:pPr>
-        <w:pStyle w:val="Cuerpo"/>
+        <w:pStyle w:val="Cuerpo A"/>
         <w:jc w:val="both"/>
       </w:pPr>
       <w:r>
@@ -2892,7 +3086,7 @@
       </w:r>
       <w:r>
         <w:rPr>
-          <w:rStyle w:val="Ninguno"/>
+          <w:rStyle w:val="Ninguno A"/>
           <w:rtl w:val="0"/>
         </w:rPr>
         <w:t>í</w:t>
@@ -2907,7 +3101,7 @@
       </w:r>
       <w:r>
         <w:rPr>
-          <w:rStyle w:val="Ninguno"/>
+          <w:rStyle w:val="Ninguno A"/>
           <w:rtl w:val="0"/>
         </w:rPr>
         <w:t>ú</w:t>
@@ -2922,7 +3116,7 @@
       </w:r>
       <w:r>
         <w:rPr>
-          <w:rStyle w:val="Ninguno"/>
+          <w:rStyle w:val="Ninguno A"/>
           <w:rtl w:val="0"/>
         </w:rPr>
         <w:t xml:space="preserve">á </w:t>
@@ -2938,7 +3132,7 @@
     </w:p>
     <w:p>
       <w:pPr>
-        <w:pStyle w:val="Cuerpo"/>
+        <w:pStyle w:val="Cuerpo A"/>
         <w:jc w:val="both"/>
       </w:pPr>
       <w:r>
@@ -2967,7 +3161,7 @@
       </w:r>
       <w:r>
         <w:rPr>
-          <w:rStyle w:val="Ninguno"/>
+          <w:rStyle w:val="Ninguno A"/>
           <w:rtl w:val="0"/>
         </w:rPr>
         <w:t>í</w:t>
@@ -2983,13 +3177,13 @@
     </w:p>
     <w:p>
       <w:pPr>
-        <w:pStyle w:val="Cuerpo"/>
-        <w:jc w:val="both"/>
-      </w:pPr>
-    </w:p>
-    <w:p>
-      <w:pPr>
-        <w:pStyle w:val="Cuerpo"/>
+        <w:pStyle w:val="Cuerpo A"/>
+        <w:jc w:val="both"/>
+      </w:pPr>
+    </w:p>
+    <w:p>
+      <w:pPr>
+        <w:pStyle w:val="Cuerpo A"/>
         <w:jc w:val="both"/>
         <w:rPr>
           <w:rStyle w:val="Ninguno"/>
@@ -3010,7 +3204,7 @@
     </w:p>
     <w:p>
       <w:pPr>
-        <w:pStyle w:val="Cuerpo"/>
+        <w:pStyle w:val="Cuerpo A"/>
         <w:jc w:val="both"/>
       </w:pPr>
       <w:r>
@@ -3023,7 +3217,7 @@
       </w:r>
       <w:r>
         <w:rPr>
-          <w:rStyle w:val="Ninguno"/>
+          <w:rStyle w:val="Ninguno A"/>
           <w:rtl w:val="0"/>
         </w:rPr>
         <w:t xml:space="preserve">í </w:t>
@@ -3046,14 +3240,14 @@
       </w:r>
       <w:r>
         <w:rPr>
-          <w:rStyle w:val="Ninguno"/>
+          <w:rStyle w:val="Ninguno A"/>
           <w:rtl w:val="0"/>
         </w:rPr>
         <w:t>est</w:t>
       </w:r>
       <w:r>
         <w:rPr>
-          <w:rStyle w:val="Ninguno"/>
+          <w:rStyle w:val="Ninguno A"/>
           <w:rtl w:val="0"/>
         </w:rPr>
         <w:t xml:space="preserve">á </w:t>
@@ -3068,7 +3262,7 @@
       </w:r>
       <w:r>
         <w:rPr>
-          <w:rStyle w:val="Ninguno"/>
+          <w:rStyle w:val="Ninguno A"/>
           <w:rtl w:val="0"/>
         </w:rPr>
         <w:t xml:space="preserve">í </w:t>
@@ -3083,28 +3277,28 @@
       </w:r>
       <w:r>
         <w:rPr>
-          <w:rStyle w:val="Ninguno"/>
+          <w:rStyle w:val="Ninguno A"/>
           <w:rtl w:val="0"/>
         </w:rPr>
         <w:t xml:space="preserve">ó </w:t>
       </w:r>
       <w:r>
         <w:rPr>
-          <w:rStyle w:val="Ninguno"/>
+          <w:rStyle w:val="Ninguno A"/>
           <w:rtl w:val="0"/>
         </w:rPr>
         <w:t>a m</w:t>
       </w:r>
       <w:r>
         <w:rPr>
-          <w:rStyle w:val="Ninguno"/>
+          <w:rStyle w:val="Ninguno A"/>
           <w:rtl w:val="0"/>
         </w:rPr>
         <w:t>í</w:t>
       </w:r>
       <w:r>
         <w:rPr>
-          <w:rStyle w:val="Ninguno"/>
+          <w:rStyle w:val="Ninguno A"/>
           <w:rtl w:val="0"/>
         </w:rPr>
         <w:t>).</w:t>
@@ -3112,7 +3306,7 @@
     </w:p>
     <w:p>
       <w:pPr>
-        <w:pStyle w:val="Cuerpo"/>
+        <w:pStyle w:val="Cuerpo A"/>
         <w:jc w:val="both"/>
       </w:pPr>
       <w:r>
@@ -3125,7 +3319,7 @@
       </w:r>
       <w:r>
         <w:rPr>
-          <w:rStyle w:val="Ninguno"/>
+          <w:rStyle w:val="Ninguno A"/>
           <w:rtl w:val="0"/>
         </w:rPr>
         <w:t xml:space="preserve">í </w:t>
@@ -3157,7 +3351,7 @@
     </w:p>
     <w:p>
       <w:pPr>
-        <w:pStyle w:val="Cuerpo"/>
+        <w:pStyle w:val="Cuerpo A"/>
         <w:jc w:val="both"/>
       </w:pPr>
       <w:r>
@@ -3170,7 +3364,7 @@
       </w:r>
       <w:r>
         <w:rPr>
-          <w:rStyle w:val="Ninguno"/>
+          <w:rStyle w:val="Ninguno A"/>
           <w:rtl w:val="0"/>
         </w:rPr>
         <w:t>á</w:t>
@@ -3185,7 +3379,7 @@
       </w:r>
       <w:r>
         <w:rPr>
-          <w:rStyle w:val="Ninguno"/>
+          <w:rStyle w:val="Ninguno A"/>
           <w:rtl w:val="0"/>
         </w:rPr>
         <w:t xml:space="preserve">á </w:t>
@@ -3201,13 +3395,13 @@
     </w:p>
     <w:p>
       <w:pPr>
-        <w:pStyle w:val="Cuerpo"/>
-        <w:jc w:val="both"/>
-      </w:pPr>
-    </w:p>
-    <w:p>
-      <w:pPr>
-        <w:pStyle w:val="Cuerpo"/>
+        <w:pStyle w:val="Cuerpo A"/>
+        <w:jc w:val="both"/>
+      </w:pPr>
+    </w:p>
+    <w:p>
+      <w:pPr>
+        <w:pStyle w:val="Cuerpo A"/>
         <w:jc w:val="both"/>
         <w:rPr>
           <w:rStyle w:val="Ninguno"/>
@@ -3247,7 +3441,7 @@
     </w:p>
     <w:p>
       <w:pPr>
-        <w:pStyle w:val="Cuerpo"/>
+        <w:pStyle w:val="Cuerpo A"/>
         <w:jc w:val="both"/>
       </w:pPr>
       <w:r>
@@ -3277,7 +3471,7 @@
     </w:p>
     <w:p>
       <w:pPr>
-        <w:pStyle w:val="Cuerpo"/>
+        <w:pStyle w:val="Cuerpo A"/>
         <w:jc w:val="both"/>
       </w:pPr>
       <w:r>
@@ -3290,7 +3484,7 @@
       </w:r>
       <w:r>
         <w:rPr>
-          <w:rStyle w:val="Ninguno"/>
+          <w:rStyle w:val="Ninguno A"/>
           <w:rtl w:val="0"/>
         </w:rPr>
         <w:t>í</w:t>
@@ -3306,7 +3500,7 @@
     </w:p>
     <w:p>
       <w:pPr>
-        <w:pStyle w:val="Cuerpo"/>
+        <w:pStyle w:val="Cuerpo A"/>
         <w:jc w:val="both"/>
       </w:pPr>
       <w:r>
@@ -3352,13 +3546,13 @@
     </w:p>
     <w:p>
       <w:pPr>
-        <w:pStyle w:val="Cuerpo"/>
-        <w:jc w:val="both"/>
-      </w:pPr>
-    </w:p>
-    <w:p>
-      <w:pPr>
-        <w:pStyle w:val="Cuerpo"/>
+        <w:pStyle w:val="Cuerpo A"/>
+        <w:jc w:val="both"/>
+      </w:pPr>
+    </w:p>
+    <w:p>
+      <w:pPr>
+        <w:pStyle w:val="Cuerpo A"/>
         <w:jc w:val="both"/>
         <w:rPr>
           <w:rStyle w:val="Ninguno"/>
@@ -3369,7 +3563,7 @@
     </w:p>
     <w:p>
       <w:pPr>
-        <w:pStyle w:val="Cuerpo"/>
+        <w:pStyle w:val="Cuerpo A"/>
         <w:jc w:val="both"/>
         <w:rPr>
           <w:rStyle w:val="Ninguno"/>
@@ -3390,7 +3584,7 @@
     </w:p>
     <w:p>
       <w:pPr>
-        <w:pStyle w:val="Cuerpo"/>
+        <w:pStyle w:val="Cuerpo A"/>
         <w:jc w:val="both"/>
       </w:pPr>
       <w:r>
@@ -3404,7 +3598,7 @@
     </w:p>
     <w:p>
       <w:pPr>
-        <w:pStyle w:val="Cuerpo"/>
+        <w:pStyle w:val="Cuerpo A"/>
         <w:jc w:val="both"/>
       </w:pPr>
       <w:r>
@@ -3434,7 +3628,7 @@
     </w:p>
     <w:p>
       <w:pPr>
-        <w:pStyle w:val="Cuerpo"/>
+        <w:pStyle w:val="Cuerpo A"/>
         <w:jc w:val="both"/>
       </w:pPr>
       <w:r>
@@ -3463,7 +3657,7 @@
       </w:r>
       <w:r>
         <w:rPr>
-          <w:rStyle w:val="Ninguno"/>
+          <w:rStyle w:val="Ninguno A"/>
           <w:rtl w:val="0"/>
         </w:rPr>
         <w:t>á</w:t>
@@ -3495,7 +3689,7 @@
     </w:p>
     <w:p>
       <w:pPr>
-        <w:pStyle w:val="Cuerpo"/>
+        <w:pStyle w:val="Cuerpo A"/>
         <w:jc w:val="both"/>
       </w:pPr>
       <w:r>
@@ -3524,7 +3718,7 @@
       </w:r>
       <w:r>
         <w:rPr>
-          <w:rStyle w:val="Ninguno"/>
+          <w:rStyle w:val="Ninguno A"/>
           <w:rtl w:val="0"/>
         </w:rPr>
         <w:t>ú</w:t>
@@ -3539,7 +3733,7 @@
       </w:r>
       <w:r>
         <w:rPr>
-          <w:rStyle w:val="Ninguno"/>
+          <w:rStyle w:val="Ninguno A"/>
           <w:rtl w:val="0"/>
         </w:rPr>
         <w:t>í</w:t>
@@ -3555,6 +3749,7 @@
       <w:r>
         <w:rPr>
           <w:rStyle w:val="Ninguno"/>
+          <w:rFonts w:ascii="Arial Unicode MS" w:hAnsi="Arial Unicode MS" w:hint="default"/>
           <w:rtl w:val="1"/>
           <w:lang w:val="ar-SA" w:bidi="ar-SA"/>
         </w:rPr>
@@ -3570,7 +3765,7 @@
       </w:r>
       <w:r>
         <w:rPr>
-          <w:rStyle w:val="Ninguno"/>
+          <w:rStyle w:val="Ninguno A"/>
           <w:rtl w:val="0"/>
         </w:rPr>
         <w:t xml:space="preserve">” </w:t>
@@ -3585,7 +3780,7 @@
       </w:r>
       <w:r>
         <w:rPr>
-          <w:rStyle w:val="Ninguno"/>
+          <w:rStyle w:val="Ninguno A"/>
           <w:rtl w:val="0"/>
         </w:rPr>
         <w:t>á</w:t>
@@ -3601,13 +3796,13 @@
     </w:p>
     <w:p>
       <w:pPr>
-        <w:pStyle w:val="Cuerpo"/>
-        <w:jc w:val="both"/>
-      </w:pPr>
-    </w:p>
-    <w:p>
-      <w:pPr>
-        <w:pStyle w:val="Cuerpo"/>
+        <w:pStyle w:val="Cuerpo A"/>
+        <w:jc w:val="both"/>
+      </w:pPr>
+    </w:p>
+    <w:p>
+      <w:pPr>
+        <w:pStyle w:val="Cuerpo A"/>
         <w:jc w:val="both"/>
         <w:rPr>
           <w:rStyle w:val="Ninguno"/>
@@ -3628,7 +3823,7 @@
     </w:p>
     <w:p>
       <w:pPr>
-        <w:pStyle w:val="Cuerpo"/>
+        <w:pStyle w:val="Cuerpo A"/>
         <w:jc w:val="both"/>
       </w:pPr>
       <w:r>
@@ -3641,7 +3836,7 @@
       </w:r>
       <w:r>
         <w:rPr>
-          <w:rStyle w:val="Ninguno"/>
+          <w:rStyle w:val="Ninguno A"/>
           <w:rtl w:val="0"/>
         </w:rPr>
         <w:t>í</w:t>
@@ -3672,7 +3867,7 @@
       </w:r>
       <w:r>
         <w:rPr>
-          <w:rStyle w:val="Ninguno"/>
+          <w:rStyle w:val="Ninguno A"/>
           <w:rtl w:val="0"/>
         </w:rPr>
         <w:t xml:space="preserve">í </w:t>
@@ -3688,7 +3883,7 @@
     </w:p>
     <w:p>
       <w:pPr>
-        <w:pStyle w:val="Cuerpo"/>
+        <w:pStyle w:val="Cuerpo A"/>
         <w:jc w:val="both"/>
       </w:pPr>
       <w:r>
@@ -3768,7 +3963,7 @@
     </w:p>
     <w:p>
       <w:pPr>
-        <w:pStyle w:val="Cuerpo"/>
+        <w:pStyle w:val="Cuerpo A"/>
         <w:jc w:val="both"/>
       </w:pPr>
       <w:r>
@@ -3781,21 +3976,21 @@
       </w:r>
       <w:r>
         <w:rPr>
-          <w:rStyle w:val="Ninguno"/>
+          <w:rStyle w:val="Ninguno A"/>
           <w:rtl w:val="0"/>
         </w:rPr>
         <w:t xml:space="preserve">í </w:t>
       </w:r>
       <w:r>
         <w:rPr>
-          <w:rStyle w:val="Ninguno"/>
+          <w:rStyle w:val="Ninguno A"/>
           <w:rtl w:val="0"/>
         </w:rPr>
         <w:t>est</w:t>
       </w:r>
       <w:r>
         <w:rPr>
-          <w:rStyle w:val="Ninguno"/>
+          <w:rStyle w:val="Ninguno A"/>
           <w:rtl w:val="0"/>
         </w:rPr>
         <w:t xml:space="preserve">á </w:t>
@@ -3810,7 +4005,7 @@
       </w:r>
       <w:r>
         <w:rPr>
-          <w:rStyle w:val="Ninguno"/>
+          <w:rStyle w:val="Ninguno A"/>
           <w:rtl w:val="0"/>
         </w:rPr>
         <w:t>í</w:t>
@@ -3825,7 +4020,7 @@
       </w:r>
       <w:r>
         <w:rPr>
-          <w:rStyle w:val="Ninguno"/>
+          <w:rStyle w:val="Ninguno A"/>
           <w:rtl w:val="0"/>
         </w:rPr>
         <w:t>í</w:t>
@@ -3841,19 +4036,19 @@
     </w:p>
     <w:p>
       <w:pPr>
-        <w:pStyle w:val="Cuerpo"/>
-        <w:jc w:val="both"/>
-      </w:pPr>
-      <w:r>
-        <w:rPr>
-          <w:rStyle w:val="Ninguno"/>
+        <w:pStyle w:val="Cuerpo A"/>
+        <w:jc w:val="both"/>
+      </w:pPr>
+      <w:r>
+        <w:rPr>
+          <w:rStyle w:val="Ninguno A"/>
           <w:rtl w:val="0"/>
         </w:rPr>
         <w:t>As</w:t>
       </w:r>
       <w:r>
         <w:rPr>
-          <w:rStyle w:val="Ninguno"/>
+          <w:rStyle w:val="Ninguno A"/>
           <w:rtl w:val="0"/>
         </w:rPr>
         <w:t xml:space="preserve">í </w:t>
@@ -3868,7 +4063,7 @@
       </w:r>
       <w:r>
         <w:rPr>
-          <w:rStyle w:val="Ninguno"/>
+          <w:rStyle w:val="Ninguno A"/>
           <w:rtl w:val="0"/>
         </w:rPr>
         <w:t xml:space="preserve">í </w:t>
@@ -3883,7 +4078,7 @@
       </w:r>
       <w:r>
         <w:rPr>
-          <w:rStyle w:val="Ninguno"/>
+          <w:rStyle w:val="Ninguno A"/>
           <w:rtl w:val="0"/>
         </w:rPr>
         <w:t>á</w:t>
@@ -3898,7 +4093,7 @@
       </w:r>
       <w:r>
         <w:rPr>
-          <w:rStyle w:val="Ninguno"/>
+          <w:rStyle w:val="Ninguno A"/>
           <w:rtl w:val="0"/>
         </w:rPr>
         <w:t>á</w:t>
@@ -4103,9 +4298,9 @@
       </w14:textFill>
     </w:rPr>
   </w:style>
-  <w:style w:type="paragraph" w:styleId="Cuerpo">
-    <w:name w:val="Cuerpo"/>
-    <w:next w:val="Cuerpo"/>
+  <w:style w:type="paragraph" w:styleId="Cuerpo A">
+    <w:name w:val="Cuerpo A"/>
+    <w:next w:val="Cuerpo A"/>
     <w:pPr>
       <w:keepNext w:val="0"/>
       <w:keepLines w:val="0"/>
@@ -4139,8 +4334,9 @@
       <w:u w:val="none" w:color="000000"/>
       <w:shd w:val="nil" w:color="auto" w:fill="auto"/>
       <w:vertAlign w:val="baseline"/>
-      <w14:textOutline>
+      <w14:textOutline w14:w="12700" w14:cap="flat">
         <w14:noFill/>
+        <w14:miter w14:lim="400000"/>
       </w14:textOutline>
       <w14:textFill>
         <w14:solidFill>
@@ -4151,6 +4347,25 @@
   </w:style>
   <w:style w:type="character" w:styleId="Ninguno">
     <w:name w:val="Ninguno"/>
+  </w:style>
+  <w:style w:type="character" w:styleId="Ninguno A">
+    <w:name w:val="Ninguno A"/>
+    <w:basedOn w:val="Ninguno"/>
+  </w:style>
+  <w:style w:type="character" w:styleId="Hyperlink.0">
+    <w:name w:val="Hyperlink.0"/>
+    <w:basedOn w:val="Hyperlink"/>
+    <w:next w:val="Hyperlink.0"/>
+    <w:rPr>
+      <w:outline w:val="0"/>
+      <w:color w:val="0000ff"/>
+      <w:u w:val="single" w:color="0000ff"/>
+      <w14:textFill>
+        <w14:solidFill>
+          <w14:srgbClr w14:val="0000FF"/>
+        </w14:solidFill>
+      </w14:textFill>
+    </w:rPr>
   </w:style>
 </w:styles>
 </file>
@@ -4348,17 +4563,17 @@
         <a:solidFill>
           <a:srgbClr val="FFFFFF"/>
         </a:solidFill>
-        <a:ln w="12700" cap="flat">
+        <a:ln w="25400" cap="flat">
           <a:solidFill>
             <a:schemeClr val="accent1"/>
           </a:solidFill>
           <a:prstDash val="solid"/>
-          <a:miter lim="800000"/>
+          <a:round/>
         </a:ln>
         <a:effectLst/>
         <a:sp3d/>
       </a:spPr>
-      <a:bodyPr rot="0" spcFirstLastPara="1" vertOverflow="overflow" horzOverflow="overflow" vert="horz" wrap="square" lIns="45719" tIns="45719" rIns="45719" bIns="45719" numCol="1" spcCol="38100" rtlCol="0" anchor="ctr" upright="0">
+      <a:bodyPr rot="0" spcFirstLastPara="1" vertOverflow="overflow" horzOverflow="overflow" vert="horz" wrap="square" lIns="45718" tIns="45718" rIns="45718" bIns="45718" numCol="1" spcCol="38100" rtlCol="0" anchor="ctr" upright="0">
         <a:spAutoFit/>
       </a:bodyPr>
       <a:lstStyle>
@@ -4386,10 +4601,10 @@
             </a:solidFill>
             <a:effectLst/>
             <a:uFillTx/>
-            <a:latin typeface="Calibri"/>
-            <a:ea typeface="Calibri"/>
-            <a:cs typeface="Calibri"/>
-            <a:sym typeface="Calibri"/>
+            <a:latin typeface="+mn-lt"/>
+            <a:ea typeface="+mn-ea"/>
+            <a:cs typeface="+mn-cs"/>
+            <a:sym typeface="Helvetica Neue"/>
           </a:defRPr>
         </a:defPPr>
         <a:lvl1pPr marL="0" marR="0" indent="0" algn="l" defTabSz="914400" rtl="0" fontAlgn="auto" latinLnBrk="1" hangingPunct="0">
@@ -4637,12 +4852,12 @@
     <a:lnDef>
       <a:spPr>
         <a:noFill/>
-        <a:ln w="12700" cap="flat">
+        <a:ln w="25400" cap="flat">
           <a:solidFill>
             <a:schemeClr val="accent1"/>
           </a:solidFill>
           <a:prstDash val="solid"/>
-          <a:miter lim="800000"/>
+          <a:round/>
         </a:ln>
         <a:effectLst/>
         <a:sp3d/>
@@ -4929,7 +5144,7 @@
         <a:effectLst/>
         <a:sp3d/>
       </a:spPr>
-      <a:bodyPr rot="0" spcFirstLastPara="1" vertOverflow="overflow" horzOverflow="overflow" vert="horz" wrap="square" lIns="45719" tIns="45719" rIns="45719" bIns="45719" numCol="1" spcCol="38100" rtlCol="0" anchor="t" upright="0">
+      <a:bodyPr rot="0" spcFirstLastPara="1" vertOverflow="overflow" horzOverflow="overflow" vert="horz" wrap="square" lIns="45718" tIns="45718" rIns="45718" bIns="45718" numCol="1" spcCol="38100" rtlCol="0" anchor="t" upright="0">
         <a:spAutoFit/>
       </a:bodyPr>
       <a:lstStyle>
@@ -4957,10 +5172,10 @@
             </a:solidFill>
             <a:effectLst/>
             <a:uFillTx/>
-            <a:latin typeface="Calibri"/>
-            <a:ea typeface="Calibri"/>
-            <a:cs typeface="Calibri"/>
-            <a:sym typeface="Calibri"/>
+            <a:latin typeface="+mn-lt"/>
+            <a:ea typeface="+mn-ea"/>
+            <a:cs typeface="+mn-cs"/>
+            <a:sym typeface="Helvetica Neue"/>
           </a:defRPr>
         </a:defPPr>
         <a:lvl1pPr marL="0" marR="0" indent="0" algn="l" defTabSz="914400" rtl="0" fontAlgn="auto" latinLnBrk="1" hangingPunct="0">
